--- a/worksheets/PL_L02_InstructionWorkshop_Worksheet.docx
+++ b/worksheets/PL_L02_InstructionWorkshop_Worksheet.docx
@@ -59,7 +59,7 @@
                 <w:sz w:val="38"/>
                 <w:szCs w:val="38"/>
               </w:rPr>
-              <w:t>Low-level programming</w:t>
+              <w:t>Language choices</w:t>
             </w:r>
           </w:p>
           <w:p>
@@ -73,7 +73,7 @@
                 <w:sz w:val="22"/>
                 <w:szCs w:val="22"/>
               </w:rPr>
-              <w:t>Worksheet for the 360° experience: Instruction workshop</w:t>
+              <w:t>Worksheet for the 360° experience: Language choice workshop</w:t>
             </w:r>
           </w:p>
         </w:tc>
@@ -318,7 +318,7 @@
                 <w:sz w:val="21"/>
                 <w:szCs w:val="21"/>
               </w:rPr>
-              <w:t>2.  Open Instruction workshop. Read each station panel and write the key facts in your own words. Complete its worksheet tasks before tapping the badge.</w:t>
+              <w:t>2.  Open Language choice workshop. Read each station panel and write the key facts in your own words. Complete its worksheet tasks before tapping the badge.</w:t>
             </w:r>
             <w:r>
               <w:rPr>
@@ -419,7 +419,7 @@
                 <w:sz w:val="21"/>
                 <w:szCs w:val="21"/>
               </w:rPr>
-              <w:t>Compare assembly with machine code.</w:t>
+              <w:t>Compare development effort at different language levels.</w:t>
             </w:r>
           </w:p>
           <w:p>
@@ -437,7 +437,7 @@
                 <w:sz w:val="21"/>
                 <w:szCs w:val="21"/>
               </w:rPr>
-              <w:t>Trace simple input, storage and calculation instructions.</w:t>
+              <w:t>Explain portability and hardware control.</w:t>
             </w:r>
           </w:p>
           <w:p>
@@ -455,7 +455,7 @@
                 <w:sz w:val="21"/>
                 <w:szCs w:val="21"/>
               </w:rPr>
-              <w:t>Explain why instruction order matters.</w:t>
+              <w:t>Justify language choices using project requirements.</w:t>
             </w:r>
           </w:p>
         </w:tc>
@@ -544,7 +544,7 @@
                 <w:sz w:val="21"/>
                 <w:szCs w:val="21"/>
               </w:rPr>
-              <w:t>A box contains 6. Add 5, store the result, then subtract 2. What is in the box before and after the subtraction?</w:t>
+              <w:t>Which is usually easier for a person to understand: high-level source or binary machine code? Give a reason.</w:t>
             </w:r>
           </w:p>
           <w:tbl>
@@ -725,7 +725,7 @@
                 <w:sz w:val="21"/>
                 <w:szCs w:val="21"/>
               </w:rPr>
-              <w:t>Mnemonic</w:t>
+              <w:t>Portability</w:t>
             </w:r>
           </w:p>
           <w:tbl>
@@ -832,7 +832,7 @@
                 <w:sz w:val="21"/>
                 <w:szCs w:val="21"/>
               </w:rPr>
-              <w:t>Accumulator</w:t>
+              <w:t>Maintainability</w:t>
             </w:r>
           </w:p>
           <w:tbl>
@@ -980,7 +980,7 @@
                 <w:sz w:val="20"/>
                 <w:szCs w:val="20"/>
               </w:rPr>
-              <w:t>Instruction workshop</w:t>
+              <w:t>Language choice workshop</w:t>
             </w:r>
           </w:p>
           <w:p>
@@ -1075,7 +1075,7 @@
                 <w:sz w:val="26"/>
                 <w:szCs w:val="26"/>
               </w:rPr>
-              <w:t>1   The teaching computer</w:t>
+              <w:t>1   Reading and changing code</w:t>
             </w:r>
             <w:r>
               <w:rPr>
@@ -1208,7 +1208,7 @@
                 <w:sz w:val="21"/>
                 <w:szCs w:val="21"/>
               </w:rPr>
-              <w:t>How is the accumulator different from a memory location?</w:t>
+              <w:t>Why might a high-level language help staff update a quiz each week?</w:t>
             </w:r>
           </w:p>
           <w:tbl>
@@ -1314,7 +1314,7 @@
                 <w:sz w:val="21"/>
                 <w:szCs w:val="21"/>
               </w:rPr>
-              <w:t>The accumulator holds 6 and BOX holds 12. Where is the current working value?</w:t>
+              <w:t>Which priority most strongly supports high-level code for a changing school quiz?</w:t>
             </w:r>
           </w:p>
           <w:tbl>
@@ -1383,7 +1383,7 @@
                 <w:sz w:val="21"/>
                 <w:szCs w:val="21"/>
               </w:rPr>
-              <w:t>Match each part to its role.</w:t>
+              <w:t>Match the characteristic to its effect.</w:t>
             </w:r>
           </w:p>
           <w:p>
@@ -1417,7 +1417,7 @@
                 <w:sz w:val="19"/>
                 <w:szCs w:val="19"/>
               </w:rPr>
-              <w:t>Tells the model what to do / Keeps a stored value / Holds the working value</w:t>
+              <w:t>More hardware knowledge needed / Less processor knowledge needed / Easier to understand changes</w:t>
             </w:r>
           </w:p>
           <w:tbl>
@@ -1544,7 +1544,7 @@
                       <w:sz w:val="20"/>
                       <w:szCs w:val="20"/>
                     </w:rPr>
-                    <w:t>Accumulator</w:t>
+                    <w:t>Readable source</w:t>
                   </w:r>
                 </w:p>
               </w:tc>
@@ -1615,7 +1615,7 @@
                       <w:sz w:val="20"/>
                       <w:szCs w:val="20"/>
                     </w:rPr>
-                    <w:t>Memory location</w:t>
+                    <w:t>Hidden hardware details</w:t>
                   </w:r>
                 </w:p>
               </w:tc>
@@ -1686,7 +1686,7 @@
                       <w:sz w:val="20"/>
                       <w:szCs w:val="20"/>
                     </w:rPr>
-                    <w:t>Instruction</w:t>
+                    <w:t>Close to processor instructions</w:t>
                   </w:r>
                 </w:p>
               </w:tc>
@@ -1791,7 +1791,7 @@
                 <w:sz w:val="26"/>
                 <w:szCs w:val="26"/>
               </w:rPr>
-              <w:t>2   Input and output</w:t>
+              <w:t>2   Development time</w:t>
             </w:r>
             <w:r>
               <w:rPr>
@@ -1924,7 +1924,7 @@
                 <w:sz w:val="21"/>
                 <w:szCs w:val="21"/>
               </w:rPr>
-              <w:t>Predict the output when the input is 9.</w:t>
+              <w:t>Why can high-level code reduce development time?</w:t>
             </w:r>
           </w:p>
           <w:tbl>
@@ -2030,7 +2030,7 @@
                 <w:sz w:val="21"/>
                 <w:szCs w:val="21"/>
               </w:rPr>
-              <w:t>INP reads 9. OUT runs next. What is displayed?</w:t>
+              <w:t>Why can high-level code be quicker to develop?</w:t>
             </w:r>
           </w:p>
           <w:tbl>
@@ -2099,62 +2099,77 @@
                 <w:sz w:val="21"/>
                 <w:szCs w:val="21"/>
               </w:rPr>
-              <w:t>What does HLT do in this model?</w:t>
-            </w:r>
-          </w:p>
-          <w:tbl>
-            <w:tblPr>
-              <w:tblW w:type="dxa" w:w="10026"/>
-              <w:tblBorders>
-                <w:top w:val="single" w:color="auto" w:sz="4"/>
-                <w:left w:val="single" w:color="auto" w:sz="4"/>
-                <w:bottom w:val="single" w:color="auto" w:sz="4"/>
-                <w:right w:val="single" w:color="auto" w:sz="4"/>
-                <w:insideH w:val="single" w:color="auto" w:sz="4"/>
-                <w:insideV w:val="single" w:color="auto" w:sz="4"/>
-              </w:tblBorders>
-            </w:tblPr>
-            <w:tblGrid>
-              <w:gridCol w:w="10026"/>
-            </w:tblGrid>
-            <w:tr>
-              <w:trPr>
-                <w:cantSplit/>
-                <w:trHeight w:val="460" w:hRule="atLeast"/>
-              </w:trPr>
-              <w:tc>
-                <w:tcPr>
-                  <w:tcW w:type="dxa" w:w="10026"/>
-                  <w:tcBorders>
-                    <w:top w:val="none" w:color="FFFFFF" w:sz="0"/>
-                    <w:left w:val="none" w:color="FFFFFF" w:sz="0"/>
-                    <w:bottom w:val="dotted" w:color="9AA8BC" w:sz="6"/>
-                    <w:right w:val="none" w:color="FFFFFF" w:sz="0"/>
-                  </w:tcBorders>
-                  <w:tcMar>
-                    <w:left w:type="dxa" w:w="0"/>
-                    <w:bottom w:type="dxa" w:w="20"/>
-                    <w:right w:type="dxa" w:w="0"/>
-                  </w:tcMar>
-                  <w:vAlign w:val="bottom"/>
-                </w:tcPr>
-                <w:p>
-                  <w:pPr>
-                    <w:spacing w:after="0" w:before="0"/>
-                  </w:pPr>
-                  <w:r>
-                    <w:rPr>
-                      <w:rFonts w:ascii="Arial" w:cs="Arial" w:eastAsia="Arial" w:hAnsi="Arial"/>
-                      <w:color w:val="5A6B85"/>
-                      <w:sz w:val="21"/>
-                      <w:szCs w:val="21"/>
-                    </w:rPr>
-                    <w:t xml:space="preserve"/>
-                  </w:r>
-                </w:p>
-              </w:tc>
-            </w:tr>
-          </w:tbl>
+              <w:t>Select TWO reasonable comparisons.</w:t>
+            </w:r>
+          </w:p>
+          <w:p>
+            <w:pPr>
+              <w:keepNext/>
+              <w:spacing w:after="60" w:before="0"/>
+            </w:pPr>
+            <w:r>
+              <w:rPr>
+                <w:rFonts w:ascii="Arial" w:cs="Arial" w:eastAsia="Arial" w:hAnsi="Arial"/>
+                <w:i/>
+                <w:iCs/>
+                <w:color w:val="5A6B85"/>
+                <w:sz w:val="19"/>
+                <w:szCs w:val="19"/>
+              </w:rPr>
+              <w:t>□  High-level code usually takes less effort to write</w:t>
+            </w:r>
+          </w:p>
+          <w:p>
+            <w:pPr>
+              <w:keepNext/>
+              <w:spacing w:after="60" w:before="0"/>
+            </w:pPr>
+            <w:r>
+              <w:rPr>
+                <w:rFonts w:ascii="Arial" w:cs="Arial" w:eastAsia="Arial" w:hAnsi="Arial"/>
+                <w:i/>
+                <w:iCs/>
+                <w:color w:val="5A6B85"/>
+                <w:sz w:val="19"/>
+                <w:szCs w:val="19"/>
+              </w:rPr>
+              <w:t>□  High-level code can never contain mistakes</w:t>
+            </w:r>
+          </w:p>
+          <w:p>
+            <w:pPr>
+              <w:keepNext/>
+              <w:spacing w:after="60" w:before="0"/>
+            </w:pPr>
+            <w:r>
+              <w:rPr>
+                <w:rFonts w:ascii="Arial" w:cs="Arial" w:eastAsia="Arial" w:hAnsi="Arial"/>
+                <w:i/>
+                <w:iCs/>
+                <w:color w:val="5A6B85"/>
+                <w:sz w:val="19"/>
+                <w:szCs w:val="19"/>
+              </w:rPr>
+              <w:t>□  Low-level code requires more processor detail</w:t>
+            </w:r>
+          </w:p>
+          <w:p>
+            <w:pPr>
+              <w:keepNext/>
+              <w:spacing w:after="60" w:before="0"/>
+            </w:pPr>
+            <w:r>
+              <w:rPr>
+                <w:rFonts w:ascii="Arial" w:cs="Arial" w:eastAsia="Arial" w:hAnsi="Arial"/>
+                <w:i/>
+                <w:iCs/>
+                <w:color w:val="5A6B85"/>
+                <w:sz w:val="19"/>
+                <w:szCs w:val="19"/>
+              </w:rPr>
+              <w:t>□  Low-level code is always easiest to maintain</w:t>
+            </w:r>
+          </w:p>
           <w:p>
             <w:pPr>
               <w:spacing w:after="0" w:line="20" w:lineRule="exact"/>
@@ -2222,7 +2237,7 @@
                 <w:sz w:val="26"/>
                 <w:szCs w:val="26"/>
               </w:rPr>
-              <w:t>3   Keeping a value</w:t>
+              <w:t>3   Moving to another system</w:t>
             </w:r>
             <w:r>
               <w:rPr>
@@ -2355,7 +2370,7 @@
                 <w:sz w:val="21"/>
                 <w:szCs w:val="21"/>
               </w:rPr>
-              <w:t>After this sequence, what do ACC and BOX contain?</w:t>
+              <w:t>Why may low-level code need rewriting for a different processor?</w:t>
             </w:r>
           </w:p>
           <w:tbl>
@@ -2461,7 +2476,415 @@
                 <w:sz w:val="21"/>
                 <w:szCs w:val="21"/>
               </w:rPr>
-              <w:t>After INP 8, STA BOX, INP 3 and LDA BOX, what is in the accumulator?</w:t>
+              <w:t>Classify the language characteristic.</w:t>
+            </w:r>
+          </w:p>
+          <w:p>
+            <w:pPr>
+              <w:keepNext/>
+              <w:spacing w:after="60" w:before="0"/>
+            </w:pPr>
+            <w:r>
+              <w:rPr>
+                <w:rFonts w:ascii="Arial" w:cs="Arial" w:eastAsia="Arial" w:hAnsi="Arial"/>
+                <w:i/>
+                <w:iCs/>
+                <w:color w:val="5A6B85"/>
+                <w:sz w:val="19"/>
+                <w:szCs w:val="19"/>
+              </w:rPr>
+              <w:t>Categories: High-level / Low-level</w:t>
+            </w:r>
+          </w:p>
+          <w:tbl>
+            <w:tblPr>
+              <w:tblW w:type="dxa" w:w="10026"/>
+              <w:tblBorders>
+                <w:top w:val="single" w:color="auto" w:sz="4"/>
+                <w:left w:val="single" w:color="auto" w:sz="4"/>
+                <w:bottom w:val="single" w:color="auto" w:sz="4"/>
+                <w:right w:val="single" w:color="auto" w:sz="4"/>
+                <w:insideH w:val="single" w:color="auto" w:sz="4"/>
+                <w:insideV w:val="single" w:color="auto" w:sz="4"/>
+              </w:tblBorders>
+            </w:tblPr>
+            <w:tblGrid>
+              <w:gridCol w:w="7300"/>
+              <w:gridCol w:w="2726"/>
+            </w:tblGrid>
+            <w:tr>
+              <w:trPr>
+                <w:cantSplit/>
+                <w:tblHeader/>
+              </w:trPr>
+              <w:tc>
+                <w:tcPr>
+                  <w:tcW w:type="dxa" w:w="7300"/>
+                  <w:tcBorders>
+                    <w:top w:val="single" w:color="B7C2D1" w:sz="4"/>
+                    <w:left w:val="single" w:color="B7C2D1" w:sz="4"/>
+                    <w:bottom w:val="single" w:color="B7C2D1" w:sz="4"/>
+                    <w:right w:val="single" w:color="B7C2D1" w:sz="4"/>
+                  </w:tcBorders>
+                  <w:shd w:fill="E6ECF5" w:color="auto" w:val="clear"/>
+                  <w:tcMar>
+                    <w:top w:type="dxa" w:w="80"/>
+                    <w:left w:type="dxa" w:w="120"/>
+                    <w:bottom w:type="dxa" w:w="80"/>
+                    <w:right w:type="dxa" w:w="120"/>
+                  </w:tcMar>
+                  <w:vAlign w:val="center"/>
+                </w:tcPr>
+                <w:p>
+                  <w:pPr>
+                    <w:spacing w:after="0" w:before="0"/>
+                  </w:pPr>
+                  <w:r>
+                    <w:rPr>
+                      <w:rFonts w:ascii="Arial" w:cs="Arial" w:eastAsia="Arial" w:hAnsi="Arial"/>
+                      <w:b/>
+                      <w:bCs/>
+                      <w:sz w:val="20"/>
+                      <w:szCs w:val="20"/>
+                    </w:rPr>
+                    <w:t>Item</w:t>
+                  </w:r>
+                </w:p>
+              </w:tc>
+              <w:tc>
+                <w:tcPr>
+                  <w:tcW w:type="dxa" w:w="2726"/>
+                  <w:tcBorders>
+                    <w:top w:val="single" w:color="B7C2D1" w:sz="4"/>
+                    <w:left w:val="single" w:color="B7C2D1" w:sz="4"/>
+                    <w:bottom w:val="single" w:color="B7C2D1" w:sz="4"/>
+                    <w:right w:val="single" w:color="B7C2D1" w:sz="4"/>
+                  </w:tcBorders>
+                  <w:shd w:fill="E6ECF5" w:color="auto" w:val="clear"/>
+                  <w:tcMar>
+                    <w:top w:type="dxa" w:w="80"/>
+                    <w:left w:type="dxa" w:w="120"/>
+                    <w:bottom w:type="dxa" w:w="80"/>
+                    <w:right w:type="dxa" w:w="120"/>
+                  </w:tcMar>
+                  <w:vAlign w:val="center"/>
+                </w:tcPr>
+                <w:p>
+                  <w:pPr>
+                    <w:spacing w:after="0" w:before="0"/>
+                  </w:pPr>
+                  <w:r>
+                    <w:rPr>
+                      <w:rFonts w:ascii="Arial" w:cs="Arial" w:eastAsia="Arial" w:hAnsi="Arial"/>
+                      <w:b/>
+                      <w:bCs/>
+                      <w:sz w:val="20"/>
+                      <w:szCs w:val="20"/>
+                    </w:rPr>
+                    <w:t>Category</w:t>
+                  </w:r>
+                </w:p>
+              </w:tc>
+            </w:tr>
+            <w:tr>
+              <w:trPr>
+                <w:cantSplit/>
+                <w:tblHeader/>
+              </w:trPr>
+              <w:tc>
+                <w:tcPr>
+                  <w:tcW w:type="dxa" w:w="7300"/>
+                  <w:tcBorders>
+                    <w:top w:val="single" w:color="B7C2D1" w:sz="4"/>
+                    <w:left w:val="single" w:color="B7C2D1" w:sz="4"/>
+                    <w:bottom w:val="single" w:color="B7C2D1" w:sz="4"/>
+                    <w:right w:val="single" w:color="B7C2D1" w:sz="4"/>
+                  </w:tcBorders>
+                  <w:tcMar>
+                    <w:top w:type="dxa" w:w="80"/>
+                    <w:left w:type="dxa" w:w="120"/>
+                    <w:bottom w:type="dxa" w:w="80"/>
+                    <w:right w:type="dxa" w:w="120"/>
+                  </w:tcMar>
+                  <w:vAlign w:val="center"/>
+                </w:tcPr>
+                <w:p>
+                  <w:pPr>
+                    <w:spacing w:after="0" w:before="0"/>
+                  </w:pPr>
+                  <w:r>
+                    <w:rPr>
+                      <w:rFonts w:ascii="Arial" w:cs="Arial" w:eastAsia="Arial" w:hAnsi="Arial"/>
+                      <w:b w:val="0"/>
+                      <w:bCs/>
+                      <w:sz w:val="20"/>
+                      <w:szCs w:val="20"/>
+                    </w:rPr>
+                    <w:t>Usually easier to move between systems</w:t>
+                  </w:r>
+                </w:p>
+              </w:tc>
+              <w:tc>
+                <w:tcPr>
+                  <w:tcW w:type="dxa" w:w="2726"/>
+                  <w:tcBorders>
+                    <w:top w:val="single" w:color="B7C2D1" w:sz="4"/>
+                    <w:left w:val="single" w:color="B7C2D1" w:sz="4"/>
+                    <w:bottom w:val="single" w:color="B7C2D1" w:sz="4"/>
+                    <w:right w:val="single" w:color="B7C2D1" w:sz="4"/>
+                  </w:tcBorders>
+                  <w:tcMar>
+                    <w:top w:type="dxa" w:w="80"/>
+                    <w:left w:type="dxa" w:w="120"/>
+                    <w:bottom w:type="dxa" w:w="80"/>
+                    <w:right w:type="dxa" w:w="120"/>
+                  </w:tcMar>
+                  <w:vAlign w:val="center"/>
+                </w:tcPr>
+                <w:p>
+                  <w:pPr>
+                    <w:spacing w:after="0" w:before="0"/>
+                  </w:pPr>
+                  <w:r>
+                    <w:rPr>
+                      <w:rFonts w:ascii="Arial" w:cs="Arial" w:eastAsia="Arial" w:hAnsi="Arial"/>
+                      <w:b w:val="0"/>
+                      <w:bCs/>
+                      <w:sz w:val="20"/>
+                      <w:szCs w:val="20"/>
+                    </w:rPr>
+                  </w:r>
+                </w:p>
+              </w:tc>
+            </w:tr>
+            <w:tr>
+              <w:trPr>
+                <w:cantSplit/>
+                <w:tblHeader/>
+              </w:trPr>
+              <w:tc>
+                <w:tcPr>
+                  <w:tcW w:type="dxa" w:w="7300"/>
+                  <w:tcBorders>
+                    <w:top w:val="single" w:color="B7C2D1" w:sz="4"/>
+                    <w:left w:val="single" w:color="B7C2D1" w:sz="4"/>
+                    <w:bottom w:val="single" w:color="B7C2D1" w:sz="4"/>
+                    <w:right w:val="single" w:color="B7C2D1" w:sz="4"/>
+                  </w:tcBorders>
+                  <w:tcMar>
+                    <w:top w:type="dxa" w:w="80"/>
+                    <w:left w:type="dxa" w:w="120"/>
+                    <w:bottom w:type="dxa" w:w="80"/>
+                    <w:right w:type="dxa" w:w="120"/>
+                  </w:tcMar>
+                  <w:vAlign w:val="center"/>
+                </w:tcPr>
+                <w:p>
+                  <w:pPr>
+                    <w:spacing w:after="0" w:before="0"/>
+                  </w:pPr>
+                  <w:r>
+                    <w:rPr>
+                      <w:rFonts w:ascii="Arial" w:cs="Arial" w:eastAsia="Arial" w:hAnsi="Arial"/>
+                      <w:b w:val="0"/>
+                      <w:bCs/>
+                      <w:sz w:val="20"/>
+                      <w:szCs w:val="20"/>
+                    </w:rPr>
+                    <w:t>Closely tied to a processor instruction set</w:t>
+                  </w:r>
+                </w:p>
+              </w:tc>
+              <w:tc>
+                <w:tcPr>
+                  <w:tcW w:type="dxa" w:w="2726"/>
+                  <w:tcBorders>
+                    <w:top w:val="single" w:color="B7C2D1" w:sz="4"/>
+                    <w:left w:val="single" w:color="B7C2D1" w:sz="4"/>
+                    <w:bottom w:val="single" w:color="B7C2D1" w:sz="4"/>
+                    <w:right w:val="single" w:color="B7C2D1" w:sz="4"/>
+                  </w:tcBorders>
+                  <w:tcMar>
+                    <w:top w:type="dxa" w:w="80"/>
+                    <w:left w:type="dxa" w:w="120"/>
+                    <w:bottom w:type="dxa" w:w="80"/>
+                    <w:right w:type="dxa" w:w="120"/>
+                  </w:tcMar>
+                  <w:vAlign w:val="center"/>
+                </w:tcPr>
+                <w:p>
+                  <w:pPr>
+                    <w:spacing w:after="0" w:before="0"/>
+                  </w:pPr>
+                  <w:r>
+                    <w:rPr>
+                      <w:rFonts w:ascii="Arial" w:cs="Arial" w:eastAsia="Arial" w:hAnsi="Arial"/>
+                      <w:b w:val="0"/>
+                      <w:bCs/>
+                      <w:sz w:val="20"/>
+                      <w:szCs w:val="20"/>
+                    </w:rPr>
+                  </w:r>
+                </w:p>
+              </w:tc>
+            </w:tr>
+            <w:tr>
+              <w:trPr>
+                <w:cantSplit/>
+                <w:tblHeader/>
+              </w:trPr>
+              <w:tc>
+                <w:tcPr>
+                  <w:tcW w:type="dxa" w:w="7300"/>
+                  <w:tcBorders>
+                    <w:top w:val="single" w:color="B7C2D1" w:sz="4"/>
+                    <w:left w:val="single" w:color="B7C2D1" w:sz="4"/>
+                    <w:bottom w:val="single" w:color="B7C2D1" w:sz="4"/>
+                    <w:right w:val="single" w:color="B7C2D1" w:sz="4"/>
+                  </w:tcBorders>
+                  <w:tcMar>
+                    <w:top w:type="dxa" w:w="80"/>
+                    <w:left w:type="dxa" w:w="120"/>
+                    <w:bottom w:type="dxa" w:w="80"/>
+                    <w:right w:type="dxa" w:w="120"/>
+                  </w:tcMar>
+                  <w:vAlign w:val="center"/>
+                </w:tcPr>
+                <w:p>
+                  <w:pPr>
+                    <w:spacing w:after="0" w:before="0"/>
+                  </w:pPr>
+                  <w:r>
+                    <w:rPr>
+                      <w:rFonts w:ascii="Arial" w:cs="Arial" w:eastAsia="Arial" w:hAnsi="Arial"/>
+                      <w:b w:val="0"/>
+                      <w:bCs/>
+                      <w:sz w:val="20"/>
+                      <w:szCs w:val="20"/>
+                    </w:rPr>
+                    <w:t>Needs suitable translation on the new system</w:t>
+                  </w:r>
+                </w:p>
+              </w:tc>
+              <w:tc>
+                <w:tcPr>
+                  <w:tcW w:type="dxa" w:w="2726"/>
+                  <w:tcBorders>
+                    <w:top w:val="single" w:color="B7C2D1" w:sz="4"/>
+                    <w:left w:val="single" w:color="B7C2D1" w:sz="4"/>
+                    <w:bottom w:val="single" w:color="B7C2D1" w:sz="4"/>
+                    <w:right w:val="single" w:color="B7C2D1" w:sz="4"/>
+                  </w:tcBorders>
+                  <w:tcMar>
+                    <w:top w:type="dxa" w:w="80"/>
+                    <w:left w:type="dxa" w:w="120"/>
+                    <w:bottom w:type="dxa" w:w="80"/>
+                    <w:right w:type="dxa" w:w="120"/>
+                  </w:tcMar>
+                  <w:vAlign w:val="center"/>
+                </w:tcPr>
+                <w:p>
+                  <w:pPr>
+                    <w:spacing w:after="0" w:before="0"/>
+                  </w:pPr>
+                  <w:r>
+                    <w:rPr>
+                      <w:rFonts w:ascii="Arial" w:cs="Arial" w:eastAsia="Arial" w:hAnsi="Arial"/>
+                      <w:b w:val="0"/>
+                      <w:bCs/>
+                      <w:sz w:val="20"/>
+                      <w:szCs w:val="20"/>
+                    </w:rPr>
+                  </w:r>
+                </w:p>
+              </w:tc>
+            </w:tr>
+            <w:tr>
+              <w:trPr>
+                <w:cantSplit/>
+                <w:tblHeader/>
+              </w:trPr>
+              <w:tc>
+                <w:tcPr>
+                  <w:tcW w:type="dxa" w:w="7300"/>
+                  <w:tcBorders>
+                    <w:top w:val="single" w:color="B7C2D1" w:sz="4"/>
+                    <w:left w:val="single" w:color="B7C2D1" w:sz="4"/>
+                    <w:bottom w:val="single" w:color="B7C2D1" w:sz="4"/>
+                    <w:right w:val="single" w:color="B7C2D1" w:sz="4"/>
+                  </w:tcBorders>
+                  <w:tcMar>
+                    <w:top w:type="dxa" w:w="80"/>
+                    <w:left w:type="dxa" w:w="120"/>
+                    <w:bottom w:type="dxa" w:w="80"/>
+                    <w:right w:type="dxa" w:w="120"/>
+                  </w:tcMar>
+                  <w:vAlign w:val="center"/>
+                </w:tcPr>
+                <w:p>
+                  <w:pPr>
+                    <w:spacing w:after="0" w:before="0"/>
+                  </w:pPr>
+                  <w:r>
+                    <w:rPr>
+                      <w:rFonts w:ascii="Arial" w:cs="Arial" w:eastAsia="Arial" w:hAnsi="Arial"/>
+                      <w:b w:val="0"/>
+                      <w:bCs/>
+                      <w:sz w:val="20"/>
+                      <w:szCs w:val="20"/>
+                    </w:rPr>
+                    <w:t>May require processor-specific rewriting</w:t>
+                  </w:r>
+                </w:p>
+              </w:tc>
+              <w:tc>
+                <w:tcPr>
+                  <w:tcW w:type="dxa" w:w="2726"/>
+                  <w:tcBorders>
+                    <w:top w:val="single" w:color="B7C2D1" w:sz="4"/>
+                    <w:left w:val="single" w:color="B7C2D1" w:sz="4"/>
+                    <w:bottom w:val="single" w:color="B7C2D1" w:sz="4"/>
+                    <w:right w:val="single" w:color="B7C2D1" w:sz="4"/>
+                  </w:tcBorders>
+                  <w:tcMar>
+                    <w:top w:type="dxa" w:w="80"/>
+                    <w:left w:type="dxa" w:w="120"/>
+                    <w:bottom w:type="dxa" w:w="80"/>
+                    <w:right w:type="dxa" w:w="120"/>
+                  </w:tcMar>
+                  <w:vAlign w:val="center"/>
+                </w:tcPr>
+                <w:p>
+                  <w:pPr>
+                    <w:spacing w:after="0" w:before="0"/>
+                  </w:pPr>
+                  <w:r>
+                    <w:rPr>
+                      <w:rFonts w:ascii="Arial" w:cs="Arial" w:eastAsia="Arial" w:hAnsi="Arial"/>
+                      <w:b w:val="0"/>
+                      <w:bCs/>
+                      <w:sz w:val="20"/>
+                      <w:szCs w:val="20"/>
+                    </w:rPr>
+                  </w:r>
+                </w:p>
+              </w:tc>
+            </w:tr>
+          </w:tbl>
+          <w:p>
+            <w:pPr>
+              <w:keepNext/>
+              <w:spacing w:after="60" w:before="120"/>
+            </w:pPr>
+            <w:r>
+              <w:rPr>
+                <w:rFonts w:ascii="Arial" w:cs="Arial" w:eastAsia="Arial" w:hAnsi="Arial"/>
+                <w:b/>
+                <w:bCs/>
+                <w:sz w:val="21"/>
+                <w:szCs w:val="21"/>
+              </w:rPr>
+              <w:t>What must be checked when moving high-level source to another system?</w:t>
             </w:r>
           </w:p>
           <w:tbl>
@@ -2517,90 +2940,6 @@
               </w:tc>
             </w:tr>
           </w:tbl>
-          <w:p>
-            <w:pPr>
-              <w:keepNext/>
-              <w:spacing w:after="60" w:before="120"/>
-            </w:pPr>
-            <w:r>
-              <w:rPr>
-                <w:rFonts w:ascii="Arial" w:cs="Arial" w:eastAsia="Arial" w:hAnsi="Arial"/>
-                <w:b/>
-                <w:bCs/>
-                <w:sz w:val="21"/>
-                <w:szCs w:val="21"/>
-              </w:rPr>
-              <w:t>Select TWO true statements about this trace.</w:t>
-            </w:r>
-          </w:p>
-          <w:p>
-            <w:pPr>
-              <w:keepNext/>
-              <w:spacing w:after="60" w:before="0"/>
-            </w:pPr>
-            <w:r>
-              <w:rPr>
-                <w:rFonts w:ascii="Arial" w:cs="Arial" w:eastAsia="Arial" w:hAnsi="Arial"/>
-                <w:i/>
-                <w:iCs/>
-                <w:color w:val="5A6B85"/>
-                <w:sz w:val="19"/>
-                <w:szCs w:val="19"/>
-              </w:rPr>
-              <w:t>□  BOX still contains 8 after LDA BOX</w:t>
-            </w:r>
-          </w:p>
-          <w:p>
-            <w:pPr>
-              <w:keepNext/>
-              <w:spacing w:after="60" w:before="0"/>
-            </w:pPr>
-            <w:r>
-              <w:rPr>
-                <w:rFonts w:ascii="Arial" w:cs="Arial" w:eastAsia="Arial" w:hAnsi="Arial"/>
-                <w:i/>
-                <w:iCs/>
-                <w:color w:val="5A6B85"/>
-                <w:sz w:val="19"/>
-                <w:szCs w:val="19"/>
-              </w:rPr>
-              <w:t>□  LDA deletes BOX</w:t>
-            </w:r>
-          </w:p>
-          <w:p>
-            <w:pPr>
-              <w:keepNext/>
-              <w:spacing w:after="60" w:before="0"/>
-            </w:pPr>
-            <w:r>
-              <w:rPr>
-                <w:rFonts w:ascii="Arial" w:cs="Arial" w:eastAsia="Arial" w:hAnsi="Arial"/>
-                <w:i/>
-                <w:iCs/>
-                <w:color w:val="5A6B85"/>
-                <w:sz w:val="19"/>
-                <w:szCs w:val="19"/>
-              </w:rPr>
-              <w:t>□  The second INP replaces the working value</w:t>
-            </w:r>
-          </w:p>
-          <w:p>
-            <w:pPr>
-              <w:keepNext/>
-              <w:spacing w:after="60" w:before="0"/>
-            </w:pPr>
-            <w:r>
-              <w:rPr>
-                <w:rFonts w:ascii="Arial" w:cs="Arial" w:eastAsia="Arial" w:hAnsi="Arial"/>
-                <w:i/>
-                <w:iCs/>
-                <w:color w:val="5A6B85"/>
-                <w:sz w:val="19"/>
-                <w:szCs w:val="19"/>
-              </w:rPr>
-              <w:t>□  STA always resets the accumulator to zero</w:t>
-            </w:r>
-          </w:p>
           <w:p>
             <w:pPr>
               <w:spacing w:after="0" w:line="20" w:lineRule="exact"/>
@@ -2668,7 +3007,7 @@
                 <w:sz w:val="26"/>
                 <w:szCs w:val="26"/>
               </w:rPr>
-              <w:t>4   Calculating step by step</w:t>
+              <w:t>4   Control of hardware</w:t>
             </w:r>
             <w:r>
               <w:rPr>
@@ -2801,7 +3140,7 @@
                 <w:sz w:val="21"/>
                 <w:szCs w:val="21"/>
               </w:rPr>
-              <w:t>What does this program output? Show the intermediate values.</w:t>
+              <w:t>Why might low-level code suit a routine needing precise hardware control?</w:t>
             </w:r>
           </w:p>
           <w:tbl>
@@ -2907,361 +3246,7 @@
                 <w:sz w:val="21"/>
                 <w:szCs w:val="21"/>
               </w:rPr>
-              <w:t>Match each instruction to the accumulator value after it runs.</w:t>
-            </w:r>
-          </w:p>
-          <w:p>
-            <w:pPr>
-              <w:keepNext/>
-              <w:spacing w:after="60" w:before="0"/>
-            </w:pPr>
-            <w:r>
-              <w:rPr>
-                <w:rFonts w:ascii="Arial" w:cs="Arial" w:eastAsia="Arial" w:hAnsi="Arial"/>
-                <w:i/>
-                <w:iCs/>
-                <w:color w:val="5A6B85"/>
-                <w:sz w:val="19"/>
-                <w:szCs w:val="19"/>
-              </w:rPr>
-              <w:t>Match each item to a description from the list below.</w:t>
-            </w:r>
-          </w:p>
-          <w:p>
-            <w:pPr>
-              <w:keepNext/>
-              <w:spacing w:after="60" w:before="0"/>
-            </w:pPr>
-            <w:r>
-              <w:rPr>
-                <w:rFonts w:ascii="Arial" w:cs="Arial" w:eastAsia="Arial" w:hAnsi="Arial"/>
-                <w:i/>
-                <w:iCs/>
-                <w:color w:val="5A6B85"/>
-                <w:sz w:val="19"/>
-                <w:szCs w:val="19"/>
-              </w:rPr>
-              <w:t>11 / 13 / 8</w:t>
-            </w:r>
-          </w:p>
-          <w:tbl>
-            <w:tblPr>
-              <w:tblW w:type="dxa" w:w="10026"/>
-              <w:tblBorders>
-                <w:top w:val="single" w:color="auto" w:sz="4"/>
-                <w:left w:val="single" w:color="auto" w:sz="4"/>
-                <w:bottom w:val="single" w:color="auto" w:sz="4"/>
-                <w:right w:val="single" w:color="auto" w:sz="4"/>
-                <w:insideH w:val="single" w:color="auto" w:sz="4"/>
-                <w:insideV w:val="single" w:color="auto" w:sz="4"/>
-              </w:tblBorders>
-            </w:tblPr>
-            <w:tblGrid>
-              <w:gridCol w:w="4500"/>
-              <w:gridCol w:w="5526"/>
-            </w:tblGrid>
-            <w:tr>
-              <w:trPr>
-                <w:cantSplit/>
-                <w:tblHeader/>
-              </w:trPr>
-              <w:tc>
-                <w:tcPr>
-                  <w:tcW w:type="dxa" w:w="4500"/>
-                  <w:tcBorders>
-                    <w:top w:val="single" w:color="B7C2D1" w:sz="4"/>
-                    <w:left w:val="single" w:color="B7C2D1" w:sz="4"/>
-                    <w:bottom w:val="single" w:color="B7C2D1" w:sz="4"/>
-                    <w:right w:val="single" w:color="B7C2D1" w:sz="4"/>
-                  </w:tcBorders>
-                  <w:shd w:fill="E6ECF5" w:color="auto" w:val="clear"/>
-                  <w:tcMar>
-                    <w:top w:type="dxa" w:w="80"/>
-                    <w:left w:type="dxa" w:w="120"/>
-                    <w:bottom w:type="dxa" w:w="80"/>
-                    <w:right w:type="dxa" w:w="120"/>
-                  </w:tcMar>
-                  <w:vAlign w:val="center"/>
-                </w:tcPr>
-                <w:p>
-                  <w:pPr>
-                    <w:spacing w:after="0" w:before="0"/>
-                  </w:pPr>
-                  <w:r>
-                    <w:rPr>
-                      <w:rFonts w:ascii="Arial" w:cs="Arial" w:eastAsia="Arial" w:hAnsi="Arial"/>
-                      <w:b/>
-                      <w:bCs/>
-                      <w:sz w:val="20"/>
-                      <w:szCs w:val="20"/>
-                    </w:rPr>
-                    <w:t>Item</w:t>
-                  </w:r>
-                </w:p>
-              </w:tc>
-              <w:tc>
-                <w:tcPr>
-                  <w:tcW w:type="dxa" w:w="5526"/>
-                  <w:tcBorders>
-                    <w:top w:val="single" w:color="B7C2D1" w:sz="4"/>
-                    <w:left w:val="single" w:color="B7C2D1" w:sz="4"/>
-                    <w:bottom w:val="single" w:color="B7C2D1" w:sz="4"/>
-                    <w:right w:val="single" w:color="B7C2D1" w:sz="4"/>
-                  </w:tcBorders>
-                  <w:shd w:fill="E6ECF5" w:color="auto" w:val="clear"/>
-                  <w:tcMar>
-                    <w:top w:type="dxa" w:w="80"/>
-                    <w:left w:type="dxa" w:w="120"/>
-                    <w:bottom w:type="dxa" w:w="80"/>
-                    <w:right w:type="dxa" w:w="120"/>
-                  </w:tcMar>
-                  <w:vAlign w:val="center"/>
-                </w:tcPr>
-                <w:p>
-                  <w:pPr>
-                    <w:spacing w:after="0" w:before="0"/>
-                  </w:pPr>
-                  <w:r>
-                    <w:rPr>
-                      <w:rFonts w:ascii="Arial" w:cs="Arial" w:eastAsia="Arial" w:hAnsi="Arial"/>
-                      <w:b/>
-                      <w:bCs/>
-                      <w:sz w:val="20"/>
-                      <w:szCs w:val="20"/>
-                    </w:rPr>
-                    <w:t>Matching description</w:t>
-                  </w:r>
-                </w:p>
-              </w:tc>
-            </w:tr>
-            <w:tr>
-              <w:trPr>
-                <w:cantSplit/>
-                <w:tblHeader/>
-              </w:trPr>
-              <w:tc>
-                <w:tcPr>
-                  <w:tcW w:type="dxa" w:w="4500"/>
-                  <w:tcBorders>
-                    <w:top w:val="single" w:color="B7C2D1" w:sz="4"/>
-                    <w:left w:val="single" w:color="B7C2D1" w:sz="4"/>
-                    <w:bottom w:val="single" w:color="B7C2D1" w:sz="4"/>
-                    <w:right w:val="single" w:color="B7C2D1" w:sz="4"/>
-                  </w:tcBorders>
-                  <w:tcMar>
-                    <w:top w:type="dxa" w:w="80"/>
-                    <w:left w:type="dxa" w:w="120"/>
-                    <w:bottom w:type="dxa" w:w="80"/>
-                    <w:right w:type="dxa" w:w="120"/>
-                  </w:tcMar>
-                  <w:vAlign w:val="center"/>
-                </w:tcPr>
-                <w:p>
-                  <w:pPr>
-                    <w:spacing w:after="0" w:before="0"/>
-                  </w:pPr>
-                  <w:r>
-                    <w:rPr>
-                      <w:rFonts w:ascii="Arial" w:cs="Arial" w:eastAsia="Arial" w:hAnsi="Arial"/>
-                      <w:b w:val="0"/>
-                      <w:bCs/>
-                      <w:sz w:val="20"/>
-                      <w:szCs w:val="20"/>
-                    </w:rPr>
-                    <w:t>LDA A, where A = 8</w:t>
-                  </w:r>
-                </w:p>
-              </w:tc>
-              <w:tc>
-                <w:tcPr>
-                  <w:tcW w:type="dxa" w:w="5526"/>
-                  <w:tcBorders>
-                    <w:top w:val="single" w:color="B7C2D1" w:sz="4"/>
-                    <w:left w:val="single" w:color="B7C2D1" w:sz="4"/>
-                    <w:bottom w:val="single" w:color="B7C2D1" w:sz="4"/>
-                    <w:right w:val="single" w:color="B7C2D1" w:sz="4"/>
-                  </w:tcBorders>
-                  <w:tcMar>
-                    <w:top w:type="dxa" w:w="80"/>
-                    <w:left w:type="dxa" w:w="120"/>
-                    <w:bottom w:type="dxa" w:w="80"/>
-                    <w:right w:type="dxa" w:w="120"/>
-                  </w:tcMar>
-                  <w:vAlign w:val="center"/>
-                </w:tcPr>
-                <w:p>
-                  <w:pPr>
-                    <w:spacing w:after="0" w:before="0"/>
-                  </w:pPr>
-                  <w:r>
-                    <w:rPr>
-                      <w:rFonts w:ascii="Arial" w:cs="Arial" w:eastAsia="Arial" w:hAnsi="Arial"/>
-                      <w:b w:val="0"/>
-                      <w:bCs/>
-                      <w:sz w:val="20"/>
-                      <w:szCs w:val="20"/>
-                    </w:rPr>
-                  </w:r>
-                </w:p>
-              </w:tc>
-            </w:tr>
-            <w:tr>
-              <w:trPr>
-                <w:cantSplit/>
-                <w:tblHeader/>
-              </w:trPr>
-              <w:tc>
-                <w:tcPr>
-                  <w:tcW w:type="dxa" w:w="4500"/>
-                  <w:tcBorders>
-                    <w:top w:val="single" w:color="B7C2D1" w:sz="4"/>
-                    <w:left w:val="single" w:color="B7C2D1" w:sz="4"/>
-                    <w:bottom w:val="single" w:color="B7C2D1" w:sz="4"/>
-                    <w:right w:val="single" w:color="B7C2D1" w:sz="4"/>
-                  </w:tcBorders>
-                  <w:tcMar>
-                    <w:top w:type="dxa" w:w="80"/>
-                    <w:left w:type="dxa" w:w="120"/>
-                    <w:bottom w:type="dxa" w:w="80"/>
-                    <w:right w:type="dxa" w:w="120"/>
-                  </w:tcMar>
-                  <w:vAlign w:val="center"/>
-                </w:tcPr>
-                <w:p>
-                  <w:pPr>
-                    <w:spacing w:after="0" w:before="0"/>
-                  </w:pPr>
-                  <w:r>
-                    <w:rPr>
-                      <w:rFonts w:ascii="Arial" w:cs="Arial" w:eastAsia="Arial" w:hAnsi="Arial"/>
-                      <w:b w:val="0"/>
-                      <w:bCs/>
-                      <w:sz w:val="20"/>
-                      <w:szCs w:val="20"/>
-                    </w:rPr>
-                    <w:t>Then ADD B, where B = 5</w:t>
-                  </w:r>
-                </w:p>
-              </w:tc>
-              <w:tc>
-                <w:tcPr>
-                  <w:tcW w:type="dxa" w:w="5526"/>
-                  <w:tcBorders>
-                    <w:top w:val="single" w:color="B7C2D1" w:sz="4"/>
-                    <w:left w:val="single" w:color="B7C2D1" w:sz="4"/>
-                    <w:bottom w:val="single" w:color="B7C2D1" w:sz="4"/>
-                    <w:right w:val="single" w:color="B7C2D1" w:sz="4"/>
-                  </w:tcBorders>
-                  <w:tcMar>
-                    <w:top w:type="dxa" w:w="80"/>
-                    <w:left w:type="dxa" w:w="120"/>
-                    <w:bottom w:type="dxa" w:w="80"/>
-                    <w:right w:type="dxa" w:w="120"/>
-                  </w:tcMar>
-                  <w:vAlign w:val="center"/>
-                </w:tcPr>
-                <w:p>
-                  <w:pPr>
-                    <w:spacing w:after="0" w:before="0"/>
-                  </w:pPr>
-                  <w:r>
-                    <w:rPr>
-                      <w:rFonts w:ascii="Arial" w:cs="Arial" w:eastAsia="Arial" w:hAnsi="Arial"/>
-                      <w:b w:val="0"/>
-                      <w:bCs/>
-                      <w:sz w:val="20"/>
-                      <w:szCs w:val="20"/>
-                    </w:rPr>
-                  </w:r>
-                </w:p>
-              </w:tc>
-            </w:tr>
-            <w:tr>
-              <w:trPr>
-                <w:cantSplit/>
-                <w:tblHeader/>
-              </w:trPr>
-              <w:tc>
-                <w:tcPr>
-                  <w:tcW w:type="dxa" w:w="4500"/>
-                  <w:tcBorders>
-                    <w:top w:val="single" w:color="B7C2D1" w:sz="4"/>
-                    <w:left w:val="single" w:color="B7C2D1" w:sz="4"/>
-                    <w:bottom w:val="single" w:color="B7C2D1" w:sz="4"/>
-                    <w:right w:val="single" w:color="B7C2D1" w:sz="4"/>
-                  </w:tcBorders>
-                  <w:tcMar>
-                    <w:top w:type="dxa" w:w="80"/>
-                    <w:left w:type="dxa" w:w="120"/>
-                    <w:bottom w:type="dxa" w:w="80"/>
-                    <w:right w:type="dxa" w:w="120"/>
-                  </w:tcMar>
-                  <w:vAlign w:val="center"/>
-                </w:tcPr>
-                <w:p>
-                  <w:pPr>
-                    <w:spacing w:after="0" w:before="0"/>
-                  </w:pPr>
-                  <w:r>
-                    <w:rPr>
-                      <w:rFonts w:ascii="Arial" w:cs="Arial" w:eastAsia="Arial" w:hAnsi="Arial"/>
-                      <w:b w:val="0"/>
-                      <w:bCs/>
-                      <w:sz w:val="20"/>
-                      <w:szCs w:val="20"/>
-                    </w:rPr>
-                    <w:t>Then SUB C, where C = 2</w:t>
-                  </w:r>
-                </w:p>
-              </w:tc>
-              <w:tc>
-                <w:tcPr>
-                  <w:tcW w:type="dxa" w:w="5526"/>
-                  <w:tcBorders>
-                    <w:top w:val="single" w:color="B7C2D1" w:sz="4"/>
-                    <w:left w:val="single" w:color="B7C2D1" w:sz="4"/>
-                    <w:bottom w:val="single" w:color="B7C2D1" w:sz="4"/>
-                    <w:right w:val="single" w:color="B7C2D1" w:sz="4"/>
-                  </w:tcBorders>
-                  <w:tcMar>
-                    <w:top w:type="dxa" w:w="80"/>
-                    <w:left w:type="dxa" w:w="120"/>
-                    <w:bottom w:type="dxa" w:w="80"/>
-                    <w:right w:type="dxa" w:w="120"/>
-                  </w:tcMar>
-                  <w:vAlign w:val="center"/>
-                </w:tcPr>
-                <w:p>
-                  <w:pPr>
-                    <w:spacing w:after="0" w:before="0"/>
-                  </w:pPr>
-                  <w:r>
-                    <w:rPr>
-                      <w:rFonts w:ascii="Arial" w:cs="Arial" w:eastAsia="Arial" w:hAnsi="Arial"/>
-                      <w:b w:val="0"/>
-                      <w:bCs/>
-                      <w:sz w:val="20"/>
-                      <w:szCs w:val="20"/>
-                    </w:rPr>
-                  </w:r>
-                </w:p>
-              </w:tc>
-            </w:tr>
-          </w:tbl>
-          <w:p>
-            <w:pPr>
-              <w:keepNext/>
-              <w:spacing w:after="60" w:before="120"/>
-            </w:pPr>
-            <w:r>
-              <w:rPr>
-                <w:rFonts w:ascii="Arial" w:cs="Arial" w:eastAsia="Arial" w:hAnsi="Arial"/>
-                <w:b/>
-                <w:bCs/>
-                <w:sz w:val="21"/>
-                <w:szCs w:val="21"/>
-              </w:rPr>
-              <w:t>Does ADD B change the value stored at B?</w:t>
+              <w:t>Which requirement most strongly favours low-level code?</w:t>
             </w:r>
           </w:p>
           <w:tbl>
@@ -3317,6 +3302,90 @@
               </w:tc>
             </w:tr>
           </w:tbl>
+          <w:p>
+            <w:pPr>
+              <w:keepNext/>
+              <w:spacing w:after="60" w:before="120"/>
+            </w:pPr>
+            <w:r>
+              <w:rPr>
+                <w:rFonts w:ascii="Arial" w:cs="Arial" w:eastAsia="Arial" w:hAnsi="Arial"/>
+                <w:b/>
+                <w:bCs/>
+                <w:sz w:val="21"/>
+                <w:szCs w:val="21"/>
+              </w:rPr>
+              <w:t>Select TWO valid trade-offs.</w:t>
+            </w:r>
+          </w:p>
+          <w:p>
+            <w:pPr>
+              <w:keepNext/>
+              <w:spacing w:after="60" w:before="0"/>
+            </w:pPr>
+            <w:r>
+              <w:rPr>
+                <w:rFonts w:ascii="Arial" w:cs="Arial" w:eastAsia="Arial" w:hAnsi="Arial"/>
+                <w:i/>
+                <w:iCs/>
+                <w:color w:val="5A6B85"/>
+                <w:sz w:val="19"/>
+                <w:szCs w:val="19"/>
+              </w:rPr>
+              <w:t>□  Low-level code can offer detailed hardware control</w:t>
+            </w:r>
+          </w:p>
+          <w:p>
+            <w:pPr>
+              <w:keepNext/>
+              <w:spacing w:after="60" w:before="0"/>
+            </w:pPr>
+            <w:r>
+              <w:rPr>
+                <w:rFonts w:ascii="Arial" w:cs="Arial" w:eastAsia="Arial" w:hAnsi="Arial"/>
+                <w:i/>
+                <w:iCs/>
+                <w:color w:val="5A6B85"/>
+                <w:sz w:val="19"/>
+                <w:szCs w:val="19"/>
+              </w:rPr>
+              <w:t>□  Low-level code is independent of every processor</w:t>
+            </w:r>
+          </w:p>
+          <w:p>
+            <w:pPr>
+              <w:keepNext/>
+              <w:spacing w:after="60" w:before="0"/>
+            </w:pPr>
+            <w:r>
+              <w:rPr>
+                <w:rFonts w:ascii="Arial" w:cs="Arial" w:eastAsia="Arial" w:hAnsi="Arial"/>
+                <w:i/>
+                <w:iCs/>
+                <w:color w:val="5A6B85"/>
+                <w:sz w:val="19"/>
+                <w:szCs w:val="19"/>
+              </w:rPr>
+              <w:t>□  Low-level code can be harder to maintain</w:t>
+            </w:r>
+          </w:p>
+          <w:p>
+            <w:pPr>
+              <w:keepNext/>
+              <w:spacing w:after="60" w:before="0"/>
+            </w:pPr>
+            <w:r>
+              <w:rPr>
+                <w:rFonts w:ascii="Arial" w:cs="Arial" w:eastAsia="Arial" w:hAnsi="Arial"/>
+                <w:i/>
+                <w:iCs/>
+                <w:color w:val="5A6B85"/>
+                <w:sz w:val="19"/>
+                <w:szCs w:val="19"/>
+              </w:rPr>
+              <w:t>□  Low-level code is always quickest to develop</w:t>
+            </w:r>
+          </w:p>
           <w:p>
             <w:pPr>
               <w:spacing w:after="0" w:line="20" w:lineRule="exact"/>
@@ -3384,7 +3453,7 @@
                 <w:sz w:val="26"/>
                 <w:szCs w:val="26"/>
               </w:rPr>
-              <w:t>5   Repairing a program</w:t>
+              <w:t>5   Speed and memory</w:t>
             </w:r>
             <w:r>
               <w:rPr>
@@ -3517,7 +3586,7 @@
                 <w:sz w:val="21"/>
                 <w:szCs w:val="21"/>
               </w:rPr>
-              <w:t>Repair the missing instruction so inputs 6 and 4 produce 10.</w:t>
+              <w:t>A tiny routine must use little memory. Give one benefit and one drawback of low-level code.</w:t>
             </w:r>
           </w:p>
           <w:tbl>
@@ -3623,7 +3692,7 @@
                 <w:sz w:val="21"/>
                 <w:szCs w:val="21"/>
               </w:rPr>
-              <w:t>Which instruction belongs in the gap?</w:t>
+              <w:t>Which benefit fits a routine with strict memory limits?</w:t>
             </w:r>
           </w:p>
           <w:tbl>
@@ -3692,7 +3761,41 @@
                 <w:sz w:val="21"/>
                 <w:szCs w:val="21"/>
               </w:rPr>
-              <w:t>If FIRST starts at 0 and the store is missing, what do inputs 6 then 4 produce?</w:t>
+              <w:t>Match each priority to the relevant characteristic.</w:t>
+            </w:r>
+          </w:p>
+          <w:p>
+            <w:pPr>
+              <w:keepNext/>
+              <w:spacing w:after="60" w:before="0"/>
+            </w:pPr>
+            <w:r>
+              <w:rPr>
+                <w:rFonts w:ascii="Arial" w:cs="Arial" w:eastAsia="Arial" w:hAnsi="Arial"/>
+                <w:i/>
+                <w:iCs/>
+                <w:color w:val="5A6B85"/>
+                <w:sz w:val="19"/>
+                <w:szCs w:val="19"/>
+              </w:rPr>
+              <w:t>Match each item to a description from the list below.</w:t>
+            </w:r>
+          </w:p>
+          <w:p>
+            <w:pPr>
+              <w:keepNext/>
+              <w:spacing w:after="60" w:before="0"/>
+            </w:pPr>
+            <w:r>
+              <w:rPr>
+                <w:rFonts w:ascii="Arial" w:cs="Arial" w:eastAsia="Arial" w:hAnsi="Arial"/>
+                <w:i/>
+                <w:iCs/>
+                <w:color w:val="5A6B85"/>
+                <w:sz w:val="19"/>
+                <w:szCs w:val="19"/>
+              </w:rPr>
+              <w:t>High-level operations reduce coding detail / Detailed low-level control / Readable high-level source</w:t>
             </w:r>
           </w:p>
           <w:tbl>
@@ -3708,41 +3811,292 @@
               </w:tblBorders>
             </w:tblPr>
             <w:tblGrid>
-              <w:gridCol w:w="10026"/>
+              <w:gridCol w:w="4500"/>
+              <w:gridCol w:w="5526"/>
             </w:tblGrid>
             <w:tr>
               <w:trPr>
                 <w:cantSplit/>
-                <w:trHeight w:val="460" w:hRule="atLeast"/>
+                <w:tblHeader/>
               </w:trPr>
               <w:tc>
                 <w:tcPr>
-                  <w:tcW w:type="dxa" w:w="10026"/>
-                  <w:tcBorders>
-                    <w:top w:val="none" w:color="FFFFFF" w:sz="0"/>
-                    <w:left w:val="none" w:color="FFFFFF" w:sz="0"/>
-                    <w:bottom w:val="dotted" w:color="9AA8BC" w:sz="6"/>
-                    <w:right w:val="none" w:color="FFFFFF" w:sz="0"/>
-                  </w:tcBorders>
-                  <w:tcMar>
-                    <w:left w:type="dxa" w:w="0"/>
-                    <w:bottom w:type="dxa" w:w="20"/>
-                    <w:right w:type="dxa" w:w="0"/>
-                  </w:tcMar>
-                  <w:vAlign w:val="bottom"/>
-                </w:tcPr>
-                <w:p>
-                  <w:pPr>
-                    <w:spacing w:after="0" w:before="0"/>
-                  </w:pPr>
-                  <w:r>
-                    <w:rPr>
-                      <w:rFonts w:ascii="Arial" w:cs="Arial" w:eastAsia="Arial" w:hAnsi="Arial"/>
-                      <w:color w:val="5A6B85"/>
-                      <w:sz w:val="21"/>
-                      <w:szCs w:val="21"/>
-                    </w:rPr>
-                    <w:t xml:space="preserve"/>
+                  <w:tcW w:type="dxa" w:w="4500"/>
+                  <w:tcBorders>
+                    <w:top w:val="single" w:color="B7C2D1" w:sz="4"/>
+                    <w:left w:val="single" w:color="B7C2D1" w:sz="4"/>
+                    <w:bottom w:val="single" w:color="B7C2D1" w:sz="4"/>
+                    <w:right w:val="single" w:color="B7C2D1" w:sz="4"/>
+                  </w:tcBorders>
+                  <w:shd w:fill="E6ECF5" w:color="auto" w:val="clear"/>
+                  <w:tcMar>
+                    <w:top w:type="dxa" w:w="80"/>
+                    <w:left w:type="dxa" w:w="120"/>
+                    <w:bottom w:type="dxa" w:w="80"/>
+                    <w:right w:type="dxa" w:w="120"/>
+                  </w:tcMar>
+                  <w:vAlign w:val="center"/>
+                </w:tcPr>
+                <w:p>
+                  <w:pPr>
+                    <w:spacing w:after="0" w:before="0"/>
+                  </w:pPr>
+                  <w:r>
+                    <w:rPr>
+                      <w:rFonts w:ascii="Arial" w:cs="Arial" w:eastAsia="Arial" w:hAnsi="Arial"/>
+                      <w:b/>
+                      <w:bCs/>
+                      <w:sz w:val="20"/>
+                      <w:szCs w:val="20"/>
+                    </w:rPr>
+                    <w:t>Item</w:t>
+                  </w:r>
+                </w:p>
+              </w:tc>
+              <w:tc>
+                <w:tcPr>
+                  <w:tcW w:type="dxa" w:w="5526"/>
+                  <w:tcBorders>
+                    <w:top w:val="single" w:color="B7C2D1" w:sz="4"/>
+                    <w:left w:val="single" w:color="B7C2D1" w:sz="4"/>
+                    <w:bottom w:val="single" w:color="B7C2D1" w:sz="4"/>
+                    <w:right w:val="single" w:color="B7C2D1" w:sz="4"/>
+                  </w:tcBorders>
+                  <w:shd w:fill="E6ECF5" w:color="auto" w:val="clear"/>
+                  <w:tcMar>
+                    <w:top w:type="dxa" w:w="80"/>
+                    <w:left w:type="dxa" w:w="120"/>
+                    <w:bottom w:type="dxa" w:w="80"/>
+                    <w:right w:type="dxa" w:w="120"/>
+                  </w:tcMar>
+                  <w:vAlign w:val="center"/>
+                </w:tcPr>
+                <w:p>
+                  <w:pPr>
+                    <w:spacing w:after="0" w:before="0"/>
+                  </w:pPr>
+                  <w:r>
+                    <w:rPr>
+                      <w:rFonts w:ascii="Arial" w:cs="Arial" w:eastAsia="Arial" w:hAnsi="Arial"/>
+                      <w:b/>
+                      <w:bCs/>
+                      <w:sz w:val="20"/>
+                      <w:szCs w:val="20"/>
+                    </w:rPr>
+                    <w:t>Matching description</w:t>
+                  </w:r>
+                </w:p>
+              </w:tc>
+            </w:tr>
+            <w:tr>
+              <w:trPr>
+                <w:cantSplit/>
+                <w:tblHeader/>
+              </w:trPr>
+              <w:tc>
+                <w:tcPr>
+                  <w:tcW w:type="dxa" w:w="4500"/>
+                  <w:tcBorders>
+                    <w:top w:val="single" w:color="B7C2D1" w:sz="4"/>
+                    <w:left w:val="single" w:color="B7C2D1" w:sz="4"/>
+                    <w:bottom w:val="single" w:color="B7C2D1" w:sz="4"/>
+                    <w:right w:val="single" w:color="B7C2D1" w:sz="4"/>
+                  </w:tcBorders>
+                  <w:tcMar>
+                    <w:top w:type="dxa" w:w="80"/>
+                    <w:left w:type="dxa" w:w="120"/>
+                    <w:bottom w:type="dxa" w:w="80"/>
+                    <w:right w:type="dxa" w:w="120"/>
+                  </w:tcMar>
+                  <w:vAlign w:val="center"/>
+                </w:tcPr>
+                <w:p>
+                  <w:pPr>
+                    <w:spacing w:after="0" w:before="0"/>
+                  </w:pPr>
+                  <w:r>
+                    <w:rPr>
+                      <w:rFonts w:ascii="Arial" w:cs="Arial" w:eastAsia="Arial" w:hAnsi="Arial"/>
+                      <w:b w:val="0"/>
+                      <w:bCs/>
+                      <w:sz w:val="20"/>
+                      <w:szCs w:val="20"/>
+                    </w:rPr>
+                    <w:t>Easy staff updates</w:t>
+                  </w:r>
+                </w:p>
+              </w:tc>
+              <w:tc>
+                <w:tcPr>
+                  <w:tcW w:type="dxa" w:w="5526"/>
+                  <w:tcBorders>
+                    <w:top w:val="single" w:color="B7C2D1" w:sz="4"/>
+                    <w:left w:val="single" w:color="B7C2D1" w:sz="4"/>
+                    <w:bottom w:val="single" w:color="B7C2D1" w:sz="4"/>
+                    <w:right w:val="single" w:color="B7C2D1" w:sz="4"/>
+                  </w:tcBorders>
+                  <w:tcMar>
+                    <w:top w:type="dxa" w:w="80"/>
+                    <w:left w:type="dxa" w:w="120"/>
+                    <w:bottom w:type="dxa" w:w="80"/>
+                    <w:right w:type="dxa" w:w="120"/>
+                  </w:tcMar>
+                  <w:vAlign w:val="center"/>
+                </w:tcPr>
+                <w:p>
+                  <w:pPr>
+                    <w:spacing w:after="0" w:before="0"/>
+                  </w:pPr>
+                  <w:r>
+                    <w:rPr>
+                      <w:rFonts w:ascii="Arial" w:cs="Arial" w:eastAsia="Arial" w:hAnsi="Arial"/>
+                      <w:b w:val="0"/>
+                      <w:bCs/>
+                      <w:sz w:val="20"/>
+                      <w:szCs w:val="20"/>
+                    </w:rPr>
+                  </w:r>
+                </w:p>
+              </w:tc>
+            </w:tr>
+            <w:tr>
+              <w:trPr>
+                <w:cantSplit/>
+                <w:tblHeader/>
+              </w:trPr>
+              <w:tc>
+                <w:tcPr>
+                  <w:tcW w:type="dxa" w:w="4500"/>
+                  <w:tcBorders>
+                    <w:top w:val="single" w:color="B7C2D1" w:sz="4"/>
+                    <w:left w:val="single" w:color="B7C2D1" w:sz="4"/>
+                    <w:bottom w:val="single" w:color="B7C2D1" w:sz="4"/>
+                    <w:right w:val="single" w:color="B7C2D1" w:sz="4"/>
+                  </w:tcBorders>
+                  <w:tcMar>
+                    <w:top w:type="dxa" w:w="80"/>
+                    <w:left w:type="dxa" w:w="120"/>
+                    <w:bottom w:type="dxa" w:w="80"/>
+                    <w:right w:type="dxa" w:w="120"/>
+                  </w:tcMar>
+                  <w:vAlign w:val="center"/>
+                </w:tcPr>
+                <w:p>
+                  <w:pPr>
+                    <w:spacing w:after="0" w:before="0"/>
+                  </w:pPr>
+                  <w:r>
+                    <w:rPr>
+                      <w:rFonts w:ascii="Arial" w:cs="Arial" w:eastAsia="Arial" w:hAnsi="Arial"/>
+                      <w:b w:val="0"/>
+                      <w:bCs/>
+                      <w:sz w:val="20"/>
+                      <w:szCs w:val="20"/>
+                    </w:rPr>
+                    <w:t>Precise memory use</w:t>
+                  </w:r>
+                </w:p>
+              </w:tc>
+              <w:tc>
+                <w:tcPr>
+                  <w:tcW w:type="dxa" w:w="5526"/>
+                  <w:tcBorders>
+                    <w:top w:val="single" w:color="B7C2D1" w:sz="4"/>
+                    <w:left w:val="single" w:color="B7C2D1" w:sz="4"/>
+                    <w:bottom w:val="single" w:color="B7C2D1" w:sz="4"/>
+                    <w:right w:val="single" w:color="B7C2D1" w:sz="4"/>
+                  </w:tcBorders>
+                  <w:tcMar>
+                    <w:top w:type="dxa" w:w="80"/>
+                    <w:left w:type="dxa" w:w="120"/>
+                    <w:bottom w:type="dxa" w:w="80"/>
+                    <w:right w:type="dxa" w:w="120"/>
+                  </w:tcMar>
+                  <w:vAlign w:val="center"/>
+                </w:tcPr>
+                <w:p>
+                  <w:pPr>
+                    <w:spacing w:after="0" w:before="0"/>
+                  </w:pPr>
+                  <w:r>
+                    <w:rPr>
+                      <w:rFonts w:ascii="Arial" w:cs="Arial" w:eastAsia="Arial" w:hAnsi="Arial"/>
+                      <w:b w:val="0"/>
+                      <w:bCs/>
+                      <w:sz w:val="20"/>
+                      <w:szCs w:val="20"/>
+                    </w:rPr>
+                  </w:r>
+                </w:p>
+              </w:tc>
+            </w:tr>
+            <w:tr>
+              <w:trPr>
+                <w:cantSplit/>
+                <w:tblHeader/>
+              </w:trPr>
+              <w:tc>
+                <w:tcPr>
+                  <w:tcW w:type="dxa" w:w="4500"/>
+                  <w:tcBorders>
+                    <w:top w:val="single" w:color="B7C2D1" w:sz="4"/>
+                    <w:left w:val="single" w:color="B7C2D1" w:sz="4"/>
+                    <w:bottom w:val="single" w:color="B7C2D1" w:sz="4"/>
+                    <w:right w:val="single" w:color="B7C2D1" w:sz="4"/>
+                  </w:tcBorders>
+                  <w:tcMar>
+                    <w:top w:type="dxa" w:w="80"/>
+                    <w:left w:type="dxa" w:w="120"/>
+                    <w:bottom w:type="dxa" w:w="80"/>
+                    <w:right w:type="dxa" w:w="120"/>
+                  </w:tcMar>
+                  <w:vAlign w:val="center"/>
+                </w:tcPr>
+                <w:p>
+                  <w:pPr>
+                    <w:spacing w:after="0" w:before="0"/>
+                  </w:pPr>
+                  <w:r>
+                    <w:rPr>
+                      <w:rFonts w:ascii="Arial" w:cs="Arial" w:eastAsia="Arial" w:hAnsi="Arial"/>
+                      <w:b w:val="0"/>
+                      <w:bCs/>
+                      <w:sz w:val="20"/>
+                      <w:szCs w:val="20"/>
+                    </w:rPr>
+                    <w:t>Short development deadline</w:t>
+                  </w:r>
+                </w:p>
+              </w:tc>
+              <w:tc>
+                <w:tcPr>
+                  <w:tcW w:type="dxa" w:w="5526"/>
+                  <w:tcBorders>
+                    <w:top w:val="single" w:color="B7C2D1" w:sz="4"/>
+                    <w:left w:val="single" w:color="B7C2D1" w:sz="4"/>
+                    <w:bottom w:val="single" w:color="B7C2D1" w:sz="4"/>
+                    <w:right w:val="single" w:color="B7C2D1" w:sz="4"/>
+                  </w:tcBorders>
+                  <w:tcMar>
+                    <w:top w:type="dxa" w:w="80"/>
+                    <w:left w:type="dxa" w:w="120"/>
+                    <w:bottom w:type="dxa" w:w="80"/>
+                    <w:right w:type="dxa" w:w="120"/>
+                  </w:tcMar>
+                  <w:vAlign w:val="center"/>
+                </w:tcPr>
+                <w:p>
+                  <w:pPr>
+                    <w:spacing w:after="0" w:before="0"/>
+                  </w:pPr>
+                  <w:r>
+                    <w:rPr>
+                      <w:rFonts w:ascii="Arial" w:cs="Arial" w:eastAsia="Arial" w:hAnsi="Arial"/>
+                      <w:b w:val="0"/>
+                      <w:bCs/>
+                      <w:sz w:val="20"/>
+                      <w:szCs w:val="20"/>
+                    </w:rPr>
                   </w:r>
                 </w:p>
               </w:tc>
@@ -3815,7 +4169,7 @@
                 <w:sz w:val="26"/>
                 <w:szCs w:val="26"/>
               </w:rPr>
-              <w:t>6   Linking code to hardware</w:t>
+              <w:t>6   A justified recommendation</w:t>
             </w:r>
             <w:r>
               <w:rPr>
@@ -3948,7 +4302,7 @@
                 <w:sz w:val="21"/>
                 <w:szCs w:val="21"/>
               </w:rPr>
-              <w:t>Why does readable assembly still count as low-level?</w:t>
+              <w:t>Recommend a level for a school app that needs frequent changes on several systems.</w:t>
             </w:r>
           </w:p>
           <w:tbl>
@@ -4054,24 +4408,7 @@
                 <w:sz w:val="21"/>
                 <w:szCs w:val="21"/>
               </w:rPr>
-              <w:t>Classify these descriptions.</w:t>
-            </w:r>
-          </w:p>
-          <w:p>
-            <w:pPr>
-              <w:keepNext/>
-              <w:spacing w:after="60" w:before="0"/>
-            </w:pPr>
-            <w:r>
-              <w:rPr>
-                <w:rFonts w:ascii="Arial" w:cs="Arial" w:eastAsia="Arial" w:hAnsi="Arial"/>
-                <w:i/>
-                <w:iCs/>
-                <w:color w:val="5A6B85"/>
-                <w:sz w:val="19"/>
-                <w:szCs w:val="19"/>
-              </w:rPr>
-              <w:t>Categories: Assembly / Machine code</w:t>
+              <w:t>Which recommendation best fits the school app?</w:t>
             </w:r>
           </w:p>
           <w:tbl>
@@ -4087,363 +4424,41 @@
               </w:tblBorders>
             </w:tblPr>
             <w:tblGrid>
-              <w:gridCol w:w="7300"/>
-              <w:gridCol w:w="2726"/>
+              <w:gridCol w:w="10026"/>
             </w:tblGrid>
             <w:tr>
               <w:trPr>
                 <w:cantSplit/>
-                <w:tblHeader/>
+                <w:trHeight w:val="460" w:hRule="atLeast"/>
               </w:trPr>
               <w:tc>
                 <w:tcPr>
-                  <w:tcW w:type="dxa" w:w="7300"/>
-                  <w:tcBorders>
-                    <w:top w:val="single" w:color="B7C2D1" w:sz="4"/>
-                    <w:left w:val="single" w:color="B7C2D1" w:sz="4"/>
-                    <w:bottom w:val="single" w:color="B7C2D1" w:sz="4"/>
-                    <w:right w:val="single" w:color="B7C2D1" w:sz="4"/>
-                  </w:tcBorders>
-                  <w:shd w:fill="E6ECF5" w:color="auto" w:val="clear"/>
-                  <w:tcMar>
-                    <w:top w:type="dxa" w:w="80"/>
-                    <w:left w:type="dxa" w:w="120"/>
-                    <w:bottom w:type="dxa" w:w="80"/>
-                    <w:right w:type="dxa" w:w="120"/>
-                  </w:tcMar>
-                  <w:vAlign w:val="center"/>
-                </w:tcPr>
-                <w:p>
-                  <w:pPr>
-                    <w:spacing w:after="0" w:before="0"/>
-                  </w:pPr>
-                  <w:r>
-                    <w:rPr>
-                      <w:rFonts w:ascii="Arial" w:cs="Arial" w:eastAsia="Arial" w:hAnsi="Arial"/>
-                      <w:b/>
-                      <w:bCs/>
-                      <w:sz w:val="20"/>
-                      <w:szCs w:val="20"/>
-                    </w:rPr>
-                    <w:t>Item</w:t>
-                  </w:r>
-                </w:p>
-              </w:tc>
-              <w:tc>
-                <w:tcPr>
-                  <w:tcW w:type="dxa" w:w="2726"/>
-                  <w:tcBorders>
-                    <w:top w:val="single" w:color="B7C2D1" w:sz="4"/>
-                    <w:left w:val="single" w:color="B7C2D1" w:sz="4"/>
-                    <w:bottom w:val="single" w:color="B7C2D1" w:sz="4"/>
-                    <w:right w:val="single" w:color="B7C2D1" w:sz="4"/>
-                  </w:tcBorders>
-                  <w:shd w:fill="E6ECF5" w:color="auto" w:val="clear"/>
-                  <w:tcMar>
-                    <w:top w:type="dxa" w:w="80"/>
-                    <w:left w:type="dxa" w:w="120"/>
-                    <w:bottom w:type="dxa" w:w="80"/>
-                    <w:right w:type="dxa" w:w="120"/>
-                  </w:tcMar>
-                  <w:vAlign w:val="center"/>
-                </w:tcPr>
-                <w:p>
-                  <w:pPr>
-                    <w:spacing w:after="0" w:before="0"/>
-                  </w:pPr>
-                  <w:r>
-                    <w:rPr>
-                      <w:rFonts w:ascii="Arial" w:cs="Arial" w:eastAsia="Arial" w:hAnsi="Arial"/>
-                      <w:b/>
-                      <w:bCs/>
-                      <w:sz w:val="20"/>
-                      <w:szCs w:val="20"/>
-                    </w:rPr>
-                    <w:t>Category</w:t>
-                  </w:r>
-                </w:p>
-              </w:tc>
-            </w:tr>
-            <w:tr>
-              <w:trPr>
-                <w:cantSplit/>
-                <w:tblHeader/>
-              </w:trPr>
-              <w:tc>
-                <w:tcPr>
-                  <w:tcW w:type="dxa" w:w="7300"/>
-                  <w:tcBorders>
-                    <w:top w:val="single" w:color="B7C2D1" w:sz="4"/>
-                    <w:left w:val="single" w:color="B7C2D1" w:sz="4"/>
-                    <w:bottom w:val="single" w:color="B7C2D1" w:sz="4"/>
-                    <w:right w:val="single" w:color="B7C2D1" w:sz="4"/>
-                  </w:tcBorders>
-                  <w:tcMar>
-                    <w:top w:type="dxa" w:w="80"/>
-                    <w:left w:type="dxa" w:w="120"/>
-                    <w:bottom w:type="dxa" w:w="80"/>
-                    <w:right w:type="dxa" w:w="120"/>
-                  </w:tcMar>
-                  <w:vAlign w:val="center"/>
-                </w:tcPr>
-                <w:p>
-                  <w:pPr>
-                    <w:spacing w:after="0" w:before="0"/>
-                  </w:pPr>
-                  <w:r>
-                    <w:rPr>
-                      <w:rFonts w:ascii="Arial" w:cs="Arial" w:eastAsia="Arial" w:hAnsi="Arial"/>
-                      <w:b w:val="0"/>
-                      <w:bCs/>
-                      <w:sz w:val="20"/>
-                      <w:szCs w:val="20"/>
-                    </w:rPr>
-                    <w:t>Mnemonic instructions</w:t>
-                  </w:r>
-                </w:p>
-              </w:tc>
-              <w:tc>
-                <w:tcPr>
-                  <w:tcW w:type="dxa" w:w="2726"/>
-                  <w:tcBorders>
-                    <w:top w:val="single" w:color="B7C2D1" w:sz="4"/>
-                    <w:left w:val="single" w:color="B7C2D1" w:sz="4"/>
-                    <w:bottom w:val="single" w:color="B7C2D1" w:sz="4"/>
-                    <w:right w:val="single" w:color="B7C2D1" w:sz="4"/>
-                  </w:tcBorders>
-                  <w:tcMar>
-                    <w:top w:type="dxa" w:w="80"/>
-                    <w:left w:type="dxa" w:w="120"/>
-                    <w:bottom w:type="dxa" w:w="80"/>
-                    <w:right w:type="dxa" w:w="120"/>
-                  </w:tcMar>
-                  <w:vAlign w:val="center"/>
-                </w:tcPr>
-                <w:p>
-                  <w:pPr>
-                    <w:spacing w:after="0" w:before="0"/>
-                  </w:pPr>
-                  <w:r>
-                    <w:rPr>
-                      <w:rFonts w:ascii="Arial" w:cs="Arial" w:eastAsia="Arial" w:hAnsi="Arial"/>
-                      <w:b w:val="0"/>
-                      <w:bCs/>
-                      <w:sz w:val="20"/>
-                      <w:szCs w:val="20"/>
-                    </w:rPr>
-                  </w:r>
-                </w:p>
-              </w:tc>
-            </w:tr>
-            <w:tr>
-              <w:trPr>
-                <w:cantSplit/>
-                <w:tblHeader/>
-              </w:trPr>
-              <w:tc>
-                <w:tcPr>
-                  <w:tcW w:type="dxa" w:w="7300"/>
-                  <w:tcBorders>
-                    <w:top w:val="single" w:color="B7C2D1" w:sz="4"/>
-                    <w:left w:val="single" w:color="B7C2D1" w:sz="4"/>
-                    <w:bottom w:val="single" w:color="B7C2D1" w:sz="4"/>
-                    <w:right w:val="single" w:color="B7C2D1" w:sz="4"/>
-                  </w:tcBorders>
-                  <w:tcMar>
-                    <w:top w:type="dxa" w:w="80"/>
-                    <w:left w:type="dxa" w:w="120"/>
-                    <w:bottom w:type="dxa" w:w="80"/>
-                    <w:right w:type="dxa" w:w="120"/>
-                  </w:tcMar>
-                  <w:vAlign w:val="center"/>
-                </w:tcPr>
-                <w:p>
-                  <w:pPr>
-                    <w:spacing w:after="0" w:before="0"/>
-                  </w:pPr>
-                  <w:r>
-                    <w:rPr>
-                      <w:rFonts w:ascii="Arial" w:cs="Arial" w:eastAsia="Arial" w:hAnsi="Arial"/>
-                      <w:b w:val="0"/>
-                      <w:bCs/>
-                      <w:sz w:val="20"/>
-                      <w:szCs w:val="20"/>
-                    </w:rPr>
-                    <w:t>Binary processor instructions</w:t>
-                  </w:r>
-                </w:p>
-              </w:tc>
-              <w:tc>
-                <w:tcPr>
-                  <w:tcW w:type="dxa" w:w="2726"/>
-                  <w:tcBorders>
-                    <w:top w:val="single" w:color="B7C2D1" w:sz="4"/>
-                    <w:left w:val="single" w:color="B7C2D1" w:sz="4"/>
-                    <w:bottom w:val="single" w:color="B7C2D1" w:sz="4"/>
-                    <w:right w:val="single" w:color="B7C2D1" w:sz="4"/>
-                  </w:tcBorders>
-                  <w:tcMar>
-                    <w:top w:type="dxa" w:w="80"/>
-                    <w:left w:type="dxa" w:w="120"/>
-                    <w:bottom w:type="dxa" w:w="80"/>
-                    <w:right w:type="dxa" w:w="120"/>
-                  </w:tcMar>
-                  <w:vAlign w:val="center"/>
-                </w:tcPr>
-                <w:p>
-                  <w:pPr>
-                    <w:spacing w:after="0" w:before="0"/>
-                  </w:pPr>
-                  <w:r>
-                    <w:rPr>
-                      <w:rFonts w:ascii="Arial" w:cs="Arial" w:eastAsia="Arial" w:hAnsi="Arial"/>
-                      <w:b w:val="0"/>
-                      <w:bCs/>
-                      <w:sz w:val="20"/>
-                      <w:szCs w:val="20"/>
-                    </w:rPr>
-                  </w:r>
-                </w:p>
-              </w:tc>
-            </w:tr>
-            <w:tr>
-              <w:trPr>
-                <w:cantSplit/>
-                <w:tblHeader/>
-              </w:trPr>
-              <w:tc>
-                <w:tcPr>
-                  <w:tcW w:type="dxa" w:w="7300"/>
-                  <w:tcBorders>
-                    <w:top w:val="single" w:color="B7C2D1" w:sz="4"/>
-                    <w:left w:val="single" w:color="B7C2D1" w:sz="4"/>
-                    <w:bottom w:val="single" w:color="B7C2D1" w:sz="4"/>
-                    <w:right w:val="single" w:color="B7C2D1" w:sz="4"/>
-                  </w:tcBorders>
-                  <w:tcMar>
-                    <w:top w:type="dxa" w:w="80"/>
-                    <w:left w:type="dxa" w:w="120"/>
-                    <w:bottom w:type="dxa" w:w="80"/>
-                    <w:right w:type="dxa" w:w="120"/>
-                  </w:tcMar>
-                  <w:vAlign w:val="center"/>
-                </w:tcPr>
-                <w:p>
-                  <w:pPr>
-                    <w:spacing w:after="0" w:before="0"/>
-                  </w:pPr>
-                  <w:r>
-                    <w:rPr>
-                      <w:rFonts w:ascii="Arial" w:cs="Arial" w:eastAsia="Arial" w:hAnsi="Arial"/>
-                      <w:b w:val="0"/>
-                      <w:bCs/>
-                      <w:sz w:val="20"/>
-                      <w:szCs w:val="20"/>
-                    </w:rPr>
-                    <w:t>Readable ADD instruction</w:t>
-                  </w:r>
-                </w:p>
-              </w:tc>
-              <w:tc>
-                <w:tcPr>
-                  <w:tcW w:type="dxa" w:w="2726"/>
-                  <w:tcBorders>
-                    <w:top w:val="single" w:color="B7C2D1" w:sz="4"/>
-                    <w:left w:val="single" w:color="B7C2D1" w:sz="4"/>
-                    <w:bottom w:val="single" w:color="B7C2D1" w:sz="4"/>
-                    <w:right w:val="single" w:color="B7C2D1" w:sz="4"/>
-                  </w:tcBorders>
-                  <w:tcMar>
-                    <w:top w:type="dxa" w:w="80"/>
-                    <w:left w:type="dxa" w:w="120"/>
-                    <w:bottom w:type="dxa" w:w="80"/>
-                    <w:right w:type="dxa" w:w="120"/>
-                  </w:tcMar>
-                  <w:vAlign w:val="center"/>
-                </w:tcPr>
-                <w:p>
-                  <w:pPr>
-                    <w:spacing w:after="0" w:before="0"/>
-                  </w:pPr>
-                  <w:r>
-                    <w:rPr>
-                      <w:rFonts w:ascii="Arial" w:cs="Arial" w:eastAsia="Arial" w:hAnsi="Arial"/>
-                      <w:b w:val="0"/>
-                      <w:bCs/>
-                      <w:sz w:val="20"/>
-                      <w:szCs w:val="20"/>
-                    </w:rPr>
-                  </w:r>
-                </w:p>
-              </w:tc>
-            </w:tr>
-            <w:tr>
-              <w:trPr>
-                <w:cantSplit/>
-                <w:tblHeader/>
-              </w:trPr>
-              <w:tc>
-                <w:tcPr>
-                  <w:tcW w:type="dxa" w:w="7300"/>
-                  <w:tcBorders>
-                    <w:top w:val="single" w:color="B7C2D1" w:sz="4"/>
-                    <w:left w:val="single" w:color="B7C2D1" w:sz="4"/>
-                    <w:bottom w:val="single" w:color="B7C2D1" w:sz="4"/>
-                    <w:right w:val="single" w:color="B7C2D1" w:sz="4"/>
-                  </w:tcBorders>
-                  <w:tcMar>
-                    <w:top w:type="dxa" w:w="80"/>
-                    <w:left w:type="dxa" w:w="120"/>
-                    <w:bottom w:type="dxa" w:w="80"/>
-                    <w:right w:type="dxa" w:w="120"/>
-                  </w:tcMar>
-                  <w:vAlign w:val="center"/>
-                </w:tcPr>
-                <w:p>
-                  <w:pPr>
-                    <w:spacing w:after="0" w:before="0"/>
-                  </w:pPr>
-                  <w:r>
-                    <w:rPr>
-                      <w:rFonts w:ascii="Arial" w:cs="Arial" w:eastAsia="Arial" w:hAnsi="Arial"/>
-                      <w:b w:val="0"/>
-                      <w:bCs/>
-                      <w:sz w:val="20"/>
-                      <w:szCs w:val="20"/>
-                    </w:rPr>
-                    <w:t>Encoded operation bits</w:t>
-                  </w:r>
-                </w:p>
-              </w:tc>
-              <w:tc>
-                <w:tcPr>
-                  <w:tcW w:type="dxa" w:w="2726"/>
-                  <w:tcBorders>
-                    <w:top w:val="single" w:color="B7C2D1" w:sz="4"/>
-                    <w:left w:val="single" w:color="B7C2D1" w:sz="4"/>
-                    <w:bottom w:val="single" w:color="B7C2D1" w:sz="4"/>
-                    <w:right w:val="single" w:color="B7C2D1" w:sz="4"/>
-                  </w:tcBorders>
-                  <w:tcMar>
-                    <w:top w:type="dxa" w:w="80"/>
-                    <w:left w:type="dxa" w:w="120"/>
-                    <w:bottom w:type="dxa" w:w="80"/>
-                    <w:right w:type="dxa" w:w="120"/>
-                  </w:tcMar>
-                  <w:vAlign w:val="center"/>
-                </w:tcPr>
-                <w:p>
-                  <w:pPr>
-                    <w:spacing w:after="0" w:before="0"/>
-                  </w:pPr>
-                  <w:r>
-                    <w:rPr>
-                      <w:rFonts w:ascii="Arial" w:cs="Arial" w:eastAsia="Arial" w:hAnsi="Arial"/>
-                      <w:b w:val="0"/>
-                      <w:bCs/>
-                      <w:sz w:val="20"/>
-                      <w:szCs w:val="20"/>
-                    </w:rPr>
+                  <w:tcW w:type="dxa" w:w="10026"/>
+                  <w:tcBorders>
+                    <w:top w:val="none" w:color="FFFFFF" w:sz="0"/>
+                    <w:left w:val="none" w:color="FFFFFF" w:sz="0"/>
+                    <w:bottom w:val="dotted" w:color="9AA8BC" w:sz="6"/>
+                    <w:right w:val="none" w:color="FFFFFF" w:sz="0"/>
+                  </w:tcBorders>
+                  <w:tcMar>
+                    <w:left w:type="dxa" w:w="0"/>
+                    <w:bottom w:type="dxa" w:w="20"/>
+                    <w:right w:type="dxa" w:w="0"/>
+                  </w:tcMar>
+                  <w:vAlign w:val="bottom"/>
+                </w:tcPr>
+                <w:p>
+                  <w:pPr>
+                    <w:spacing w:after="0" w:before="0"/>
+                  </w:pPr>
+                  <w:r>
+                    <w:rPr>
+                      <w:rFonts w:ascii="Arial" w:cs="Arial" w:eastAsia="Arial" w:hAnsi="Arial"/>
+                      <w:color w:val="5A6B85"/>
+                      <w:sz w:val="21"/>
+                      <w:szCs w:val="21"/>
+                    </w:rPr>
+                    <w:t xml:space="preserve"/>
                   </w:r>
                 </w:p>
               </w:tc>
@@ -4462,7 +4477,7 @@
                 <w:sz w:val="21"/>
                 <w:szCs w:val="21"/>
               </w:rPr>
-              <w:t>What must happen before a real CPU executes assembly source?</w:t>
+              <w:t>What drawback should accompany this recommendation?</w:t>
             </w:r>
           </w:p>
           <w:tbl>
@@ -4636,7 +4651,7 @@
                 <w:sz w:val="21"/>
                 <w:szCs w:val="21"/>
               </w:rPr>
-              <w:t>For inputs 7 and 2, match each point to the working value.</w:t>
+              <w:t>Choose a language level for each priority.</w:t>
             </w:r>
           </w:p>
           <w:p>
@@ -4653,7 +4668,7 @@
                 <w:sz w:val="19"/>
                 <w:szCs w:val="19"/>
               </w:rPr>
-              <w:t>Categories: 7 / 2 / 9</w:t>
+              <w:t>Categories: High-level / Low-level</w:t>
             </w:r>
           </w:p>
           <w:tbl>
@@ -4780,7 +4795,7 @@
                       <w:sz w:val="20"/>
                       <w:szCs w:val="20"/>
                     </w:rPr>
-                    <w:t>After first INP</w:t>
+                    <w:t>Easy weekly updates to a quiz</w:t>
                   </w:r>
                 </w:p>
               </w:tc>
@@ -4851,7 +4866,7 @@
                       <w:sz w:val="20"/>
                       <w:szCs w:val="20"/>
                     </w:rPr>
-                    <w:t>After STA FIRST</w:t>
+                    <w:t>Precise processor control</w:t>
                   </w:r>
                 </w:p>
               </w:tc>
@@ -4922,7 +4937,7 @@
                       <w:sz w:val="20"/>
                       <w:szCs w:val="20"/>
                     </w:rPr>
-                    <w:t>After second INP</w:t>
+                    <w:t>Quick development of a school app</w:t>
                   </w:r>
                 </w:p>
               </w:tc>
@@ -4993,7 +5008,7 @@
                       <w:sz w:val="20"/>
                       <w:szCs w:val="20"/>
                     </w:rPr>
-                    <w:t>After ADD FIRST</w:t>
+                    <w:t>Careful control of a tiny routine’s memory use</w:t>
                   </w:r>
                 </w:p>
               </w:tc>
@@ -5044,7 +5059,41 @@
                 <w:sz w:val="21"/>
                 <w:szCs w:val="21"/>
               </w:rPr>
-              <w:t>Which test best checks that the repaired program adds both inputs?</w:t>
+              <w:t>Match each choice to a relevant drawback.</w:t>
+            </w:r>
+          </w:p>
+          <w:p>
+            <w:pPr>
+              <w:keepNext/>
+              <w:spacing w:after="60" w:before="0"/>
+            </w:pPr>
+            <w:r>
+              <w:rPr>
+                <w:rFonts w:ascii="Arial" w:cs="Arial" w:eastAsia="Arial" w:hAnsi="Arial"/>
+                <w:i/>
+                <w:iCs/>
+                <w:color w:val="5A6B85"/>
+                <w:sz w:val="19"/>
+                <w:szCs w:val="19"/>
+              </w:rPr>
+              <w:t>Match each item to a description from the list below.</w:t>
+            </w:r>
+          </w:p>
+          <w:p>
+            <w:pPr>
+              <w:keepNext/>
+              <w:spacing w:after="60" w:before="0"/>
+            </w:pPr>
+            <w:r>
+              <w:rPr>
+                <w:rFonts w:ascii="Arial" w:cs="Arial" w:eastAsia="Arial" w:hAnsi="Arial"/>
+                <w:i/>
+                <w:iCs/>
+                <w:color w:val="5A6B85"/>
+                <w:sz w:val="19"/>
+                <w:szCs w:val="19"/>
+              </w:rPr>
+              <w:t>Usually takes more effort to maintain / May need rewriting for another processor / Needs a suitable translator</w:t>
             </w:r>
           </w:p>
           <w:tbl>
@@ -5060,41 +5109,292 @@
               </w:tblBorders>
             </w:tblPr>
             <w:tblGrid>
-              <w:gridCol w:w="10026"/>
+              <w:gridCol w:w="4500"/>
+              <w:gridCol w:w="5526"/>
             </w:tblGrid>
             <w:tr>
               <w:trPr>
                 <w:cantSplit/>
-                <w:trHeight w:val="460" w:hRule="atLeast"/>
+                <w:tblHeader/>
               </w:trPr>
               <w:tc>
                 <w:tcPr>
-                  <w:tcW w:type="dxa" w:w="10026"/>
-                  <w:tcBorders>
-                    <w:top w:val="none" w:color="FFFFFF" w:sz="0"/>
-                    <w:left w:val="none" w:color="FFFFFF" w:sz="0"/>
-                    <w:bottom w:val="dotted" w:color="9AA8BC" w:sz="6"/>
-                    <w:right w:val="none" w:color="FFFFFF" w:sz="0"/>
-                  </w:tcBorders>
-                  <w:tcMar>
-                    <w:left w:type="dxa" w:w="0"/>
-                    <w:bottom w:type="dxa" w:w="20"/>
-                    <w:right w:type="dxa" w:w="0"/>
-                  </w:tcMar>
-                  <w:vAlign w:val="bottom"/>
-                </w:tcPr>
-                <w:p>
-                  <w:pPr>
-                    <w:spacing w:after="0" w:before="0"/>
-                  </w:pPr>
-                  <w:r>
-                    <w:rPr>
-                      <w:rFonts w:ascii="Arial" w:cs="Arial" w:eastAsia="Arial" w:hAnsi="Arial"/>
-                      <w:color w:val="5A6B85"/>
-                      <w:sz w:val="21"/>
-                      <w:szCs w:val="21"/>
-                    </w:rPr>
-                    <w:t xml:space="preserve"/>
+                  <w:tcW w:type="dxa" w:w="4500"/>
+                  <w:tcBorders>
+                    <w:top w:val="single" w:color="B7C2D1" w:sz="4"/>
+                    <w:left w:val="single" w:color="B7C2D1" w:sz="4"/>
+                    <w:bottom w:val="single" w:color="B7C2D1" w:sz="4"/>
+                    <w:right w:val="single" w:color="B7C2D1" w:sz="4"/>
+                  </w:tcBorders>
+                  <w:shd w:fill="E6ECF5" w:color="auto" w:val="clear"/>
+                  <w:tcMar>
+                    <w:top w:type="dxa" w:w="80"/>
+                    <w:left w:type="dxa" w:w="120"/>
+                    <w:bottom w:type="dxa" w:w="80"/>
+                    <w:right w:type="dxa" w:w="120"/>
+                  </w:tcMar>
+                  <w:vAlign w:val="center"/>
+                </w:tcPr>
+                <w:p>
+                  <w:pPr>
+                    <w:spacing w:after="0" w:before="0"/>
+                  </w:pPr>
+                  <w:r>
+                    <w:rPr>
+                      <w:rFonts w:ascii="Arial" w:cs="Arial" w:eastAsia="Arial" w:hAnsi="Arial"/>
+                      <w:b/>
+                      <w:bCs/>
+                      <w:sz w:val="20"/>
+                      <w:szCs w:val="20"/>
+                    </w:rPr>
+                    <w:t>Item</w:t>
+                  </w:r>
+                </w:p>
+              </w:tc>
+              <w:tc>
+                <w:tcPr>
+                  <w:tcW w:type="dxa" w:w="5526"/>
+                  <w:tcBorders>
+                    <w:top w:val="single" w:color="B7C2D1" w:sz="4"/>
+                    <w:left w:val="single" w:color="B7C2D1" w:sz="4"/>
+                    <w:bottom w:val="single" w:color="B7C2D1" w:sz="4"/>
+                    <w:right w:val="single" w:color="B7C2D1" w:sz="4"/>
+                  </w:tcBorders>
+                  <w:shd w:fill="E6ECF5" w:color="auto" w:val="clear"/>
+                  <w:tcMar>
+                    <w:top w:type="dxa" w:w="80"/>
+                    <w:left w:type="dxa" w:w="120"/>
+                    <w:bottom w:type="dxa" w:w="80"/>
+                    <w:right w:type="dxa" w:w="120"/>
+                  </w:tcMar>
+                  <w:vAlign w:val="center"/>
+                </w:tcPr>
+                <w:p>
+                  <w:pPr>
+                    <w:spacing w:after="0" w:before="0"/>
+                  </w:pPr>
+                  <w:r>
+                    <w:rPr>
+                      <w:rFonts w:ascii="Arial" w:cs="Arial" w:eastAsia="Arial" w:hAnsi="Arial"/>
+                      <w:b/>
+                      <w:bCs/>
+                      <w:sz w:val="20"/>
+                      <w:szCs w:val="20"/>
+                    </w:rPr>
+                    <w:t>Matching description</w:t>
+                  </w:r>
+                </w:p>
+              </w:tc>
+            </w:tr>
+            <w:tr>
+              <w:trPr>
+                <w:cantSplit/>
+                <w:tblHeader/>
+              </w:trPr>
+              <w:tc>
+                <w:tcPr>
+                  <w:tcW w:type="dxa" w:w="4500"/>
+                  <w:tcBorders>
+                    <w:top w:val="single" w:color="B7C2D1" w:sz="4"/>
+                    <w:left w:val="single" w:color="B7C2D1" w:sz="4"/>
+                    <w:bottom w:val="single" w:color="B7C2D1" w:sz="4"/>
+                    <w:right w:val="single" w:color="B7C2D1" w:sz="4"/>
+                  </w:tcBorders>
+                  <w:tcMar>
+                    <w:top w:type="dxa" w:w="80"/>
+                    <w:left w:type="dxa" w:w="120"/>
+                    <w:bottom w:type="dxa" w:w="80"/>
+                    <w:right w:type="dxa" w:w="120"/>
+                  </w:tcMar>
+                  <w:vAlign w:val="center"/>
+                </w:tcPr>
+                <w:p>
+                  <w:pPr>
+                    <w:spacing w:after="0" w:before="0"/>
+                  </w:pPr>
+                  <w:r>
+                    <w:rPr>
+                      <w:rFonts w:ascii="Arial" w:cs="Arial" w:eastAsia="Arial" w:hAnsi="Arial"/>
+                      <w:b w:val="0"/>
+                      <w:bCs/>
+                      <w:sz w:val="20"/>
+                      <w:szCs w:val="20"/>
+                    </w:rPr>
+                    <w:t>High-level source on a new system</w:t>
+                  </w:r>
+                </w:p>
+              </w:tc>
+              <w:tc>
+                <w:tcPr>
+                  <w:tcW w:type="dxa" w:w="5526"/>
+                  <w:tcBorders>
+                    <w:top w:val="single" w:color="B7C2D1" w:sz="4"/>
+                    <w:left w:val="single" w:color="B7C2D1" w:sz="4"/>
+                    <w:bottom w:val="single" w:color="B7C2D1" w:sz="4"/>
+                    <w:right w:val="single" w:color="B7C2D1" w:sz="4"/>
+                  </w:tcBorders>
+                  <w:tcMar>
+                    <w:top w:type="dxa" w:w="80"/>
+                    <w:left w:type="dxa" w:w="120"/>
+                    <w:bottom w:type="dxa" w:w="80"/>
+                    <w:right w:type="dxa" w:w="120"/>
+                  </w:tcMar>
+                  <w:vAlign w:val="center"/>
+                </w:tcPr>
+                <w:p>
+                  <w:pPr>
+                    <w:spacing w:after="0" w:before="0"/>
+                  </w:pPr>
+                  <w:r>
+                    <w:rPr>
+                      <w:rFonts w:ascii="Arial" w:cs="Arial" w:eastAsia="Arial" w:hAnsi="Arial"/>
+                      <w:b w:val="0"/>
+                      <w:bCs/>
+                      <w:sz w:val="20"/>
+                      <w:szCs w:val="20"/>
+                    </w:rPr>
+                  </w:r>
+                </w:p>
+              </w:tc>
+            </w:tr>
+            <w:tr>
+              <w:trPr>
+                <w:cantSplit/>
+                <w:tblHeader/>
+              </w:trPr>
+              <w:tc>
+                <w:tcPr>
+                  <w:tcW w:type="dxa" w:w="4500"/>
+                  <w:tcBorders>
+                    <w:top w:val="single" w:color="B7C2D1" w:sz="4"/>
+                    <w:left w:val="single" w:color="B7C2D1" w:sz="4"/>
+                    <w:bottom w:val="single" w:color="B7C2D1" w:sz="4"/>
+                    <w:right w:val="single" w:color="B7C2D1" w:sz="4"/>
+                  </w:tcBorders>
+                  <w:tcMar>
+                    <w:top w:type="dxa" w:w="80"/>
+                    <w:left w:type="dxa" w:w="120"/>
+                    <w:bottom w:type="dxa" w:w="80"/>
+                    <w:right w:type="dxa" w:w="120"/>
+                  </w:tcMar>
+                  <w:vAlign w:val="center"/>
+                </w:tcPr>
+                <w:p>
+                  <w:pPr>
+                    <w:spacing w:after="0" w:before="0"/>
+                  </w:pPr>
+                  <w:r>
+                    <w:rPr>
+                      <w:rFonts w:ascii="Arial" w:cs="Arial" w:eastAsia="Arial" w:hAnsi="Arial"/>
+                      <w:b w:val="0"/>
+                      <w:bCs/>
+                      <w:sz w:val="20"/>
+                      <w:szCs w:val="20"/>
+                    </w:rPr>
+                    <w:t>Low-level source for one processor</w:t>
+                  </w:r>
+                </w:p>
+              </w:tc>
+              <w:tc>
+                <w:tcPr>
+                  <w:tcW w:type="dxa" w:w="5526"/>
+                  <w:tcBorders>
+                    <w:top w:val="single" w:color="B7C2D1" w:sz="4"/>
+                    <w:left w:val="single" w:color="B7C2D1" w:sz="4"/>
+                    <w:bottom w:val="single" w:color="B7C2D1" w:sz="4"/>
+                    <w:right w:val="single" w:color="B7C2D1" w:sz="4"/>
+                  </w:tcBorders>
+                  <w:tcMar>
+                    <w:top w:type="dxa" w:w="80"/>
+                    <w:left w:type="dxa" w:w="120"/>
+                    <w:bottom w:type="dxa" w:w="80"/>
+                    <w:right w:type="dxa" w:w="120"/>
+                  </w:tcMar>
+                  <w:vAlign w:val="center"/>
+                </w:tcPr>
+                <w:p>
+                  <w:pPr>
+                    <w:spacing w:after="0" w:before="0"/>
+                  </w:pPr>
+                  <w:r>
+                    <w:rPr>
+                      <w:rFonts w:ascii="Arial" w:cs="Arial" w:eastAsia="Arial" w:hAnsi="Arial"/>
+                      <w:b w:val="0"/>
+                      <w:bCs/>
+                      <w:sz w:val="20"/>
+                      <w:szCs w:val="20"/>
+                    </w:rPr>
+                  </w:r>
+                </w:p>
+              </w:tc>
+            </w:tr>
+            <w:tr>
+              <w:trPr>
+                <w:cantSplit/>
+                <w:tblHeader/>
+              </w:trPr>
+              <w:tc>
+                <w:tcPr>
+                  <w:tcW w:type="dxa" w:w="4500"/>
+                  <w:tcBorders>
+                    <w:top w:val="single" w:color="B7C2D1" w:sz="4"/>
+                    <w:left w:val="single" w:color="B7C2D1" w:sz="4"/>
+                    <w:bottom w:val="single" w:color="B7C2D1" w:sz="4"/>
+                    <w:right w:val="single" w:color="B7C2D1" w:sz="4"/>
+                  </w:tcBorders>
+                  <w:tcMar>
+                    <w:top w:type="dxa" w:w="80"/>
+                    <w:left w:type="dxa" w:w="120"/>
+                    <w:bottom w:type="dxa" w:w="80"/>
+                    <w:right w:type="dxa" w:w="120"/>
+                  </w:tcMar>
+                  <w:vAlign w:val="center"/>
+                </w:tcPr>
+                <w:p>
+                  <w:pPr>
+                    <w:spacing w:after="0" w:before="0"/>
+                  </w:pPr>
+                  <w:r>
+                    <w:rPr>
+                      <w:rFonts w:ascii="Arial" w:cs="Arial" w:eastAsia="Arial" w:hAnsi="Arial"/>
+                      <w:b w:val="0"/>
+                      <w:bCs/>
+                      <w:sz w:val="20"/>
+                      <w:szCs w:val="20"/>
+                    </w:rPr>
+                    <w:t>Detailed low-level routine</w:t>
+                  </w:r>
+                </w:p>
+              </w:tc>
+              <w:tc>
+                <w:tcPr>
+                  <w:tcW w:type="dxa" w:w="5526"/>
+                  <w:tcBorders>
+                    <w:top w:val="single" w:color="B7C2D1" w:sz="4"/>
+                    <w:left w:val="single" w:color="B7C2D1" w:sz="4"/>
+                    <w:bottom w:val="single" w:color="B7C2D1" w:sz="4"/>
+                    <w:right w:val="single" w:color="B7C2D1" w:sz="4"/>
+                  </w:tcBorders>
+                  <w:tcMar>
+                    <w:top w:type="dxa" w:w="80"/>
+                    <w:left w:type="dxa" w:w="120"/>
+                    <w:bottom w:type="dxa" w:w="80"/>
+                    <w:right w:type="dxa" w:w="120"/>
+                  </w:tcMar>
+                  <w:vAlign w:val="center"/>
+                </w:tcPr>
+                <w:p>
+                  <w:pPr>
+                    <w:spacing w:after="0" w:before="0"/>
+                  </w:pPr>
+                  <w:r>
+                    <w:rPr>
+                      <w:rFonts w:ascii="Arial" w:cs="Arial" w:eastAsia="Arial" w:hAnsi="Arial"/>
+                      <w:b w:val="0"/>
+                      <w:bCs/>
+                      <w:sz w:val="20"/>
+                      <w:szCs w:val="20"/>
+                    </w:rPr>
                   </w:r>
                 </w:p>
               </w:tc>
@@ -5211,7 +5511,7 @@
                 <w:sz w:val="32"/>
                 <w:szCs w:val="32"/>
               </w:rPr>
-              <w:t>______ / 24</w:t>
+              <w:t>______ / 26</w:t>
             </w:r>
           </w:p>
         </w:tc>
@@ -5300,7 +5600,7 @@
                 <w:sz w:val="21"/>
                 <w:szCs w:val="21"/>
               </w:rPr>
-              <w:t>How can a short instruction make a processor change a stored value?</w:t>
+              <w:t>Why might a school app and a small hardware routine need different language choices?</w:t>
             </w:r>
           </w:p>
           <w:tbl>
@@ -5744,7 +6044,7 @@
                 <w:sz w:val="21"/>
                 <w:szCs w:val="21"/>
               </w:rPr>
-              <w:t>a)  Explain the difference between assembly and machine code. [2]</w:t>
+              <w:t>a)  Explain two benefits of a high-level language for an app that needs regular updates on different systems. [4]</w:t>
             </w:r>
             <w:r>
               <w:rPr>
@@ -5881,6 +6181,80 @@
                 </w:p>
               </w:tc>
             </w:tr>
+            <w:tr>
+              <w:trPr>
+                <w:cantSplit/>
+                <w:trHeight w:val="460" w:hRule="atLeast"/>
+              </w:trPr>
+              <w:tc>
+                <w:tcPr>
+                  <w:tcW w:type="dxa" w:w="10026"/>
+                  <w:tcBorders>
+                    <w:top w:val="none" w:color="FFFFFF" w:sz="0"/>
+                    <w:left w:val="none" w:color="FFFFFF" w:sz="0"/>
+                    <w:bottom w:val="dotted" w:color="9AA8BC" w:sz="6"/>
+                    <w:right w:val="none" w:color="FFFFFF" w:sz="0"/>
+                  </w:tcBorders>
+                  <w:tcMar>
+                    <w:left w:type="dxa" w:w="0"/>
+                    <w:bottom w:type="dxa" w:w="20"/>
+                    <w:right w:type="dxa" w:w="0"/>
+                  </w:tcMar>
+                  <w:vAlign w:val="bottom"/>
+                </w:tcPr>
+                <w:p>
+                  <w:pPr>
+                    <w:spacing w:after="0" w:before="0"/>
+                  </w:pPr>
+                  <w:r>
+                    <w:rPr>
+                      <w:rFonts w:ascii="Arial" w:cs="Arial" w:eastAsia="Arial" w:hAnsi="Arial"/>
+                      <w:color w:val="5A6B85"/>
+                      <w:sz w:val="21"/>
+                      <w:szCs w:val="21"/>
+                    </w:rPr>
+                    <w:t xml:space="preserve"/>
+                  </w:r>
+                </w:p>
+              </w:tc>
+            </w:tr>
+            <w:tr>
+              <w:trPr>
+                <w:cantSplit/>
+                <w:trHeight w:val="460" w:hRule="atLeast"/>
+              </w:trPr>
+              <w:tc>
+                <w:tcPr>
+                  <w:tcW w:type="dxa" w:w="10026"/>
+                  <w:tcBorders>
+                    <w:top w:val="none" w:color="FFFFFF" w:sz="0"/>
+                    <w:left w:val="none" w:color="FFFFFF" w:sz="0"/>
+                    <w:bottom w:val="dotted" w:color="9AA8BC" w:sz="6"/>
+                    <w:right w:val="none" w:color="FFFFFF" w:sz="0"/>
+                  </w:tcBorders>
+                  <w:tcMar>
+                    <w:left w:type="dxa" w:w="0"/>
+                    <w:bottom w:type="dxa" w:w="20"/>
+                    <w:right w:type="dxa" w:w="0"/>
+                  </w:tcMar>
+                  <w:vAlign w:val="bottom"/>
+                </w:tcPr>
+                <w:p>
+                  <w:pPr>
+                    <w:spacing w:after="0" w:before="0"/>
+                  </w:pPr>
+                  <w:r>
+                    <w:rPr>
+                      <w:rFonts w:ascii="Arial" w:cs="Arial" w:eastAsia="Arial" w:hAnsi="Arial"/>
+                      <w:color w:val="5A6B85"/>
+                      <w:sz w:val="21"/>
+                      <w:szCs w:val="21"/>
+                    </w:rPr>
+                    <w:t xml:space="preserve"/>
+                  </w:r>
+                </w:p>
+              </w:tc>
+            </w:tr>
           </w:tbl>
           <w:p>
             <w:pPr>
@@ -5895,7 +6269,7 @@
                 <w:sz w:val="21"/>
                 <w:szCs w:val="21"/>
               </w:rPr>
-              <w:t>b)  A program reads two inputs into one accumulator. Explain why it must store the first before reading the second if it needs both. [2]</w:t>
+              <w:t>b)  A small routine needs precise hardware control. Explain one benefit and one drawback of low-level code. [4]</w:t>
             </w:r>
             <w:r>
               <w:rPr>
@@ -6032,6 +6406,80 @@
                 </w:p>
               </w:tc>
             </w:tr>
+            <w:tr>
+              <w:trPr>
+                <w:cantSplit/>
+                <w:trHeight w:val="460" w:hRule="atLeast"/>
+              </w:trPr>
+              <w:tc>
+                <w:tcPr>
+                  <w:tcW w:type="dxa" w:w="10026"/>
+                  <w:tcBorders>
+                    <w:top w:val="none" w:color="FFFFFF" w:sz="0"/>
+                    <w:left w:val="none" w:color="FFFFFF" w:sz="0"/>
+                    <w:bottom w:val="dotted" w:color="9AA8BC" w:sz="6"/>
+                    <w:right w:val="none" w:color="FFFFFF" w:sz="0"/>
+                  </w:tcBorders>
+                  <w:tcMar>
+                    <w:left w:type="dxa" w:w="0"/>
+                    <w:bottom w:type="dxa" w:w="20"/>
+                    <w:right w:type="dxa" w:w="0"/>
+                  </w:tcMar>
+                  <w:vAlign w:val="bottom"/>
+                </w:tcPr>
+                <w:p>
+                  <w:pPr>
+                    <w:spacing w:after="0" w:before="0"/>
+                  </w:pPr>
+                  <w:r>
+                    <w:rPr>
+                      <w:rFonts w:ascii="Arial" w:cs="Arial" w:eastAsia="Arial" w:hAnsi="Arial"/>
+                      <w:color w:val="5A6B85"/>
+                      <w:sz w:val="21"/>
+                      <w:szCs w:val="21"/>
+                    </w:rPr>
+                    <w:t xml:space="preserve"/>
+                  </w:r>
+                </w:p>
+              </w:tc>
+            </w:tr>
+            <w:tr>
+              <w:trPr>
+                <w:cantSplit/>
+                <w:trHeight w:val="460" w:hRule="atLeast"/>
+              </w:trPr>
+              <w:tc>
+                <w:tcPr>
+                  <w:tcW w:type="dxa" w:w="10026"/>
+                  <w:tcBorders>
+                    <w:top w:val="none" w:color="FFFFFF" w:sz="0"/>
+                    <w:left w:val="none" w:color="FFFFFF" w:sz="0"/>
+                    <w:bottom w:val="dotted" w:color="9AA8BC" w:sz="6"/>
+                    <w:right w:val="none" w:color="FFFFFF" w:sz="0"/>
+                  </w:tcBorders>
+                  <w:tcMar>
+                    <w:left w:type="dxa" w:w="0"/>
+                    <w:bottom w:type="dxa" w:w="20"/>
+                    <w:right w:type="dxa" w:w="0"/>
+                  </w:tcMar>
+                  <w:vAlign w:val="bottom"/>
+                </w:tcPr>
+                <w:p>
+                  <w:pPr>
+                    <w:spacing w:after="0" w:before="0"/>
+                  </w:pPr>
+                  <w:r>
+                    <w:rPr>
+                      <w:rFonts w:ascii="Arial" w:cs="Arial" w:eastAsia="Arial" w:hAnsi="Arial"/>
+                      <w:color w:val="5A6B85"/>
+                      <w:sz w:val="21"/>
+                      <w:szCs w:val="21"/>
+                    </w:rPr>
+                    <w:t xml:space="preserve"/>
+                  </w:r>
+                </w:p>
+              </w:tc>
+            </w:tr>
           </w:tbl>
           <w:p>
             <w:pPr>
@@ -6046,7 +6494,7 @@
                 <w:sz w:val="21"/>
                 <w:szCs w:val="21"/>
               </w:rPr>
-              <w:t>c)  Trace LDA X, ADD Y, SUB Z, OUT for X = 9, Y = 4 and Z = 3. Give the intermediate values and output. [4]</w:t>
+              <w:t>c)  Explain why portable high-level source still needs translation. [2]</w:t>
             </w:r>
             <w:r>
               <w:rPr>
@@ -6072,80 +6520,6 @@
             <w:tblGrid>
               <w:gridCol w:w="10026"/>
             </w:tblGrid>
-            <w:tr>
-              <w:trPr>
-                <w:cantSplit/>
-                <w:trHeight w:val="460" w:hRule="atLeast"/>
-              </w:trPr>
-              <w:tc>
-                <w:tcPr>
-                  <w:tcW w:type="dxa" w:w="10026"/>
-                  <w:tcBorders>
-                    <w:top w:val="none" w:color="FFFFFF" w:sz="0"/>
-                    <w:left w:val="none" w:color="FFFFFF" w:sz="0"/>
-                    <w:bottom w:val="dotted" w:color="9AA8BC" w:sz="6"/>
-                    <w:right w:val="none" w:color="FFFFFF" w:sz="0"/>
-                  </w:tcBorders>
-                  <w:tcMar>
-                    <w:left w:type="dxa" w:w="0"/>
-                    <w:bottom w:type="dxa" w:w="20"/>
-                    <w:right w:type="dxa" w:w="0"/>
-                  </w:tcMar>
-                  <w:vAlign w:val="bottom"/>
-                </w:tcPr>
-                <w:p>
-                  <w:pPr>
-                    <w:spacing w:after="0" w:before="0"/>
-                  </w:pPr>
-                  <w:r>
-                    <w:rPr>
-                      <w:rFonts w:ascii="Arial" w:cs="Arial" w:eastAsia="Arial" w:hAnsi="Arial"/>
-                      <w:color w:val="5A6B85"/>
-                      <w:sz w:val="21"/>
-                      <w:szCs w:val="21"/>
-                    </w:rPr>
-                    <w:t xml:space="preserve"/>
-                  </w:r>
-                </w:p>
-              </w:tc>
-            </w:tr>
-            <w:tr>
-              <w:trPr>
-                <w:cantSplit/>
-                <w:trHeight w:val="460" w:hRule="atLeast"/>
-              </w:trPr>
-              <w:tc>
-                <w:tcPr>
-                  <w:tcW w:type="dxa" w:w="10026"/>
-                  <w:tcBorders>
-                    <w:top w:val="none" w:color="FFFFFF" w:sz="0"/>
-                    <w:left w:val="none" w:color="FFFFFF" w:sz="0"/>
-                    <w:bottom w:val="dotted" w:color="9AA8BC" w:sz="6"/>
-                    <w:right w:val="none" w:color="FFFFFF" w:sz="0"/>
-                  </w:tcBorders>
-                  <w:tcMar>
-                    <w:left w:type="dxa" w:w="0"/>
-                    <w:bottom w:type="dxa" w:w="20"/>
-                    <w:right w:type="dxa" w:w="0"/>
-                  </w:tcMar>
-                  <w:vAlign w:val="bottom"/>
-                </w:tcPr>
-                <w:p>
-                  <w:pPr>
-                    <w:spacing w:after="0" w:before="0"/>
-                  </w:pPr>
-                  <w:r>
-                    <w:rPr>
-                      <w:rFonts w:ascii="Arial" w:cs="Arial" w:eastAsia="Arial" w:hAnsi="Arial"/>
-                      <w:color w:val="5A6B85"/>
-                      <w:sz w:val="21"/>
-                      <w:szCs w:val="21"/>
-                    </w:rPr>
-                    <w:t xml:space="preserve"/>
-                  </w:r>
-                </w:p>
-              </w:tc>
-            </w:tr>
             <w:tr>
               <w:trPr>
                 <w:cantSplit/>
@@ -6529,7 +6903,7 @@
                       <w:sz w:val="20"/>
                       <w:szCs w:val="20"/>
                     </w:rPr>
-                    <w:t>Compare assembly with machine code.</w:t>
+                    <w:t>Compare development effort at different language levels.</w:t>
                   </w:r>
                 </w:p>
               </w:tc>
@@ -6664,7 +7038,7 @@
                       <w:sz w:val="20"/>
                       <w:szCs w:val="20"/>
                     </w:rPr>
-                    <w:t>Trace simple input, storage and calculation instructions.</w:t>
+                    <w:t>Explain portability and hardware control.</w:t>
                   </w:r>
                 </w:p>
               </w:tc>
@@ -6799,7 +7173,7 @@
                       <w:sz w:val="20"/>
                       <w:szCs w:val="20"/>
                     </w:rPr>
-                    <w:t>Explain why instruction order matters.</w:t>
+                    <w:t>Justify language choices using project requirements.</w:t>
                   </w:r>
                 </w:p>
               </w:tc>
@@ -6974,7 +7348,7 @@
         <w:sz w:val="16"/>
         <w:szCs w:val="16"/>
       </w:rPr>
-      <w:t xml:space="preserve">2.5 Lesson 2: Low-level programming  |  Page </w:t>
+      <w:t xml:space="preserve">2.5 Lesson 2: Language choices  |  Page </w:t>
     </w:r>
     <w:r>
       <w:rPr>
